--- a/Segundo entregable/G1_Modelo dimensional y diseño ETL.docx
+++ b/Segundo entregable/G1_Modelo dimensional y diseño ETL.docx
@@ -3762,26 +3762,6 @@
         </w:rPr>
         <w:t xml:space="preserve"> y deja una estructura flexible para incorporar nuevos atributos o dimensiones en el futuro. Su diseño conserva el detalle necesario para el análisis histórico, facilita la construcción de tableros de control y apoya la toma de decisiones relacionadas con la supervisión de la oferta de planes de salud.</w:t>
       </w:r>
-    </w:p>
-    <w:p>
-      <w:pPr>
-        <w:jc w:val="both"/>
-        <w:rPr>
-          <w:rFonts w:ascii="Arial" w:hAnsi="Arial" w:cs="Arial"/>
-          <w:color w:val="000000" w:themeColor="text1"/>
-          <w:lang w:val="es-CO"/>
-        </w:rPr>
-      </w:pPr>
-    </w:p>
-    <w:p>
-      <w:pPr>
-        <w:jc w:val="both"/>
-        <w:rPr>
-          <w:rFonts w:ascii="Arial" w:hAnsi="Arial" w:cs="Arial"/>
-          <w:color w:val="000000" w:themeColor="text1"/>
-          <w:lang w:val="es-CO"/>
-        </w:rPr>
-      </w:pPr>
     </w:p>
     <w:p>
       <w:pPr>

--- a/Segundo entregable/G1_Modelo dimensional y diseño ETL.docx
+++ b/Segundo entregable/G1_Modelo dimensional y diseño ETL.docx
@@ -1,6 +1,6 @@
 
 <file path=word/document.xml><?xml version="1.0" encoding="utf-8"?>
-<w:document xmlns:wpc="http://schemas.microsoft.com/office/word/2010/wordprocessingCanvas" xmlns:cx="http://schemas.microsoft.com/office/drawing/2014/chartex" xmlns:cx1="http://schemas.microsoft.com/office/drawing/2015/9/8/chartex" xmlns:cx2="http://schemas.microsoft.com/office/drawing/2015/10/21/chartex" xmlns:cx3="http://schemas.microsoft.com/office/drawing/2016/5/9/chartex" xmlns:cx4="http://schemas.microsoft.com/office/drawing/2016/5/10/chartex" xmlns:cx5="http://schemas.microsoft.com/office/drawing/2016/5/11/chartex" xmlns:cx6="http://schemas.microsoft.com/office/drawing/2016/5/12/chartex" xmlns:cx7="http://schemas.microsoft.com/office/drawing/2016/5/13/chartex" xmlns:cx8="http://schemas.microsoft.com/office/drawing/2016/5/14/chartex" xmlns:mc="http://schemas.openxmlformats.org/markup-compatibility/2006" xmlns:aink="http://schemas.microsoft.com/office/drawing/2016/ink" xmlns:am3d="http://schemas.microsoft.com/office/drawing/2017/model3d" xmlns:o="urn:schemas-microsoft-com:office:office" xmlns:r="http://schemas.openxmlformats.org/officeDocument/2006/relationships" xmlns:m="http://schemas.openxmlformats.org/officeDocument/2006/math" xmlns:v="urn:schemas-microsoft-com:vml" xmlns:wp14="http://schemas.microsoft.com/office/word/2010/wordprocessingDrawing" xmlns:wp="http://schemas.openxmlformats.org/drawingml/2006/wordprocessingDrawing" xmlns:w10="urn:schemas-microsoft-com:office:word" xmlns:w="http://schemas.openxmlformats.org/wordprocessingml/2006/main" xmlns:w14="http://schemas.microsoft.com/office/word/2010/wordml" xmlns:w15="http://schemas.microsoft.com/office/word/2012/wordml" xmlns:w16cex="http://schemas.microsoft.com/office/word/2018/wordml/cex" xmlns:w16cid="http://schemas.microsoft.com/office/word/2016/wordml/cid" xmlns:w16="http://schemas.microsoft.com/office/word/2018/wordml" xmlns:w16sdtdh="http://schemas.microsoft.com/office/word/2020/wordml/sdtdatahash" xmlns:w16se="http://schemas.microsoft.com/office/word/2015/wordml/symex" xmlns:wpg="http://schemas.microsoft.com/office/word/2010/wordprocessingGroup" xmlns:wpi="http://schemas.microsoft.com/office/word/2010/wordprocessingInk" xmlns:wne="http://schemas.microsoft.com/office/word/2006/wordml" xmlns:wps="http://schemas.microsoft.com/office/word/2010/wordprocessingShape" mc:Ignorable="w14 w15 w16se w16cid w16 w16cex w16sdtdh wp14">
+<w:document xmlns:wpc="http://schemas.microsoft.com/office/word/2010/wordprocessingCanvas" xmlns:cx="http://schemas.microsoft.com/office/drawing/2014/chartex" xmlns:cx1="http://schemas.microsoft.com/office/drawing/2015/9/8/chartex" xmlns:cx2="http://schemas.microsoft.com/office/drawing/2015/10/21/chartex" xmlns:cx3="http://schemas.microsoft.com/office/drawing/2016/5/9/chartex" xmlns:cx4="http://schemas.microsoft.com/office/drawing/2016/5/10/chartex" xmlns:cx5="http://schemas.microsoft.com/office/drawing/2016/5/11/chartex" xmlns:cx6="http://schemas.microsoft.com/office/drawing/2016/5/12/chartex" xmlns:cx7="http://schemas.microsoft.com/office/drawing/2016/5/13/chartex" xmlns:cx8="http://schemas.microsoft.com/office/drawing/2016/5/14/chartex" xmlns:mc="http://schemas.openxmlformats.org/markup-compatibility/2006" xmlns:aink="http://schemas.microsoft.com/office/drawing/2016/ink" xmlns:am3d="http://schemas.microsoft.com/office/drawing/2017/model3d" xmlns:o="urn:schemas-microsoft-com:office:office" xmlns:oel="http://schemas.microsoft.com/office/2019/extlst" xmlns:r="http://schemas.openxmlformats.org/officeDocument/2006/relationships" xmlns:m="http://schemas.openxmlformats.org/officeDocument/2006/math" xmlns:v="urn:schemas-microsoft-com:vml" xmlns:wp14="http://schemas.microsoft.com/office/word/2010/wordprocessingDrawing" xmlns:wp="http://schemas.openxmlformats.org/drawingml/2006/wordprocessingDrawing" xmlns:w10="urn:schemas-microsoft-com:office:word" xmlns:w="http://schemas.openxmlformats.org/wordprocessingml/2006/main" xmlns:w14="http://schemas.microsoft.com/office/word/2010/wordml" xmlns:w15="http://schemas.microsoft.com/office/word/2012/wordml" xmlns:w16cex="http://schemas.microsoft.com/office/word/2018/wordml/cex" xmlns:w16cid="http://schemas.microsoft.com/office/word/2016/wordml/cid" xmlns:w16="http://schemas.microsoft.com/office/word/2018/wordml" xmlns:w16du="http://schemas.microsoft.com/office/word/2023/wordml/word16du" xmlns:w16sdtdh="http://schemas.microsoft.com/office/word/2020/wordml/sdtdatahash" xmlns:w16sdtfl="http://schemas.microsoft.com/office/word/2024/wordml/sdtformatlock" xmlns:w16se="http://schemas.microsoft.com/office/word/2015/wordml/symex" xmlns:wpg="http://schemas.microsoft.com/office/word/2010/wordprocessingGroup" xmlns:wpi="http://schemas.microsoft.com/office/word/2010/wordprocessingInk" xmlns:wne="http://schemas.microsoft.com/office/word/2006/wordml" xmlns:wps="http://schemas.microsoft.com/office/word/2010/wordprocessingShape" mc:Ignorable="w14 w15 w16se w16cid w16 w16cex w16sdtdh w16sdtfl w16du wp14">
   <w:body>
     <w:p>
       <w:pPr>
@@ -361,7 +361,6 @@
         </w:rPr>
         <w:t xml:space="preserve">Salvatore </w:t>
       </w:r>
-      <w:proofErr w:type="spellStart"/>
       <w:r>
         <w:rPr>
           <w:rFonts w:ascii="Arial" w:hAnsi="Arial" w:cs="Arial"/>
@@ -370,7 +369,6 @@
         </w:rPr>
         <w:t>Cucina</w:t>
       </w:r>
-      <w:proofErr w:type="spellEnd"/>
       <w:r>
         <w:rPr>
           <w:rFonts w:ascii="Arial" w:hAnsi="Arial" w:cs="Arial"/>
@@ -1859,7 +1857,49 @@
           <w:szCs w:val="22"/>
           <w:lang w:val="es-CO"/>
         </w:rPr>
-        <w:t xml:space="preserve">La granularidad de la tabla de hechos corresponde a un tipo de beneficio ofrecido dentro de un plan, por un proveedor, en un área de servicio y en una fecha determinada. Esta granularidad permite analizar de forma detallada los valores de copago, </w:t>
+        <w:t xml:space="preserve">La granularidad de la tabla de hechos corresponde a </w:t>
+      </w:r>
+      <w:r>
+        <w:rPr>
+          <w:rFonts w:ascii="Arial" w:hAnsi="Arial" w:cs="Arial"/>
+          <w:color w:val="000000" w:themeColor="text1"/>
+          <w:sz w:val="22"/>
+          <w:szCs w:val="22"/>
+          <w:lang w:val="es-CO"/>
+        </w:rPr>
+        <w:t xml:space="preserve">el valor del copago, </w:t>
+      </w:r>
+      <w:proofErr w:type="spellStart"/>
+      <w:r>
+        <w:rPr>
+          <w:rFonts w:ascii="Arial" w:hAnsi="Arial" w:cs="Arial"/>
+          <w:color w:val="000000" w:themeColor="text1"/>
+          <w:sz w:val="22"/>
+          <w:szCs w:val="22"/>
+          <w:lang w:val="es-CO"/>
+        </w:rPr>
+        <w:t>coseguro</w:t>
+      </w:r>
+      <w:proofErr w:type="spellEnd"/>
+      <w:r>
+        <w:rPr>
+          <w:rFonts w:ascii="Arial" w:hAnsi="Arial" w:cs="Arial"/>
+          <w:color w:val="000000" w:themeColor="text1"/>
+          <w:sz w:val="22"/>
+          <w:szCs w:val="22"/>
+          <w:lang w:val="es-CO"/>
+        </w:rPr>
+        <w:t xml:space="preserve"> y cantidad limite ofrecido por </w:t>
+      </w:r>
+      <w:r>
+        <w:rPr>
+          <w:rFonts w:ascii="Arial" w:hAnsi="Arial" w:cs="Arial"/>
+          <w:color w:val="000000" w:themeColor="text1"/>
+          <w:sz w:val="22"/>
+          <w:szCs w:val="22"/>
+          <w:lang w:val="es-CO"/>
+        </w:rPr>
+        <w:t xml:space="preserve">un tipo de beneficio dentro de un plan, por un proveedor, en un área de servicio y en una fecha determinada. Esta granularidad permite analizar de forma detallada los valores de copago, </w:t>
       </w:r>
       <w:proofErr w:type="spellStart"/>
       <w:r>
@@ -3808,7 +3848,7 @@
 </file>
 
 <file path=word/endnotes.xml><?xml version="1.0" encoding="utf-8"?>
-<w:endnotes xmlns:wpc="http://schemas.microsoft.com/office/word/2010/wordprocessingCanvas" xmlns:cx="http://schemas.microsoft.com/office/drawing/2014/chartex" xmlns:cx1="http://schemas.microsoft.com/office/drawing/2015/9/8/chartex" xmlns:cx2="http://schemas.microsoft.com/office/drawing/2015/10/21/chartex" xmlns:cx3="http://schemas.microsoft.com/office/drawing/2016/5/9/chartex" xmlns:cx4="http://schemas.microsoft.com/office/drawing/2016/5/10/chartex" xmlns:cx5="http://schemas.microsoft.com/office/drawing/2016/5/11/chartex" xmlns:cx6="http://schemas.microsoft.com/office/drawing/2016/5/12/chartex" xmlns:cx7="http://schemas.microsoft.com/office/drawing/2016/5/13/chartex" xmlns:cx8="http://schemas.microsoft.com/office/drawing/2016/5/14/chartex" xmlns:mc="http://schemas.openxmlformats.org/markup-compatibility/2006" xmlns:aink="http://schemas.microsoft.com/office/drawing/2016/ink" xmlns:am3d="http://schemas.microsoft.com/office/drawing/2017/model3d" xmlns:o="urn:schemas-microsoft-com:office:office" xmlns:r="http://schemas.openxmlformats.org/officeDocument/2006/relationships" xmlns:m="http://schemas.openxmlformats.org/officeDocument/2006/math" xmlns:v="urn:schemas-microsoft-com:vml" xmlns:wp14="http://schemas.microsoft.com/office/word/2010/wordprocessingDrawing" xmlns:wp="http://schemas.openxmlformats.org/drawingml/2006/wordprocessingDrawing" xmlns:w10="urn:schemas-microsoft-com:office:word" xmlns:w="http://schemas.openxmlformats.org/wordprocessingml/2006/main" xmlns:w14="http://schemas.microsoft.com/office/word/2010/wordml" xmlns:w15="http://schemas.microsoft.com/office/word/2012/wordml" xmlns:w16cex="http://schemas.microsoft.com/office/word/2018/wordml/cex" xmlns:w16cid="http://schemas.microsoft.com/office/word/2016/wordml/cid" xmlns:w16="http://schemas.microsoft.com/office/word/2018/wordml" xmlns:w16sdtdh="http://schemas.microsoft.com/office/word/2020/wordml/sdtdatahash" xmlns:w16se="http://schemas.microsoft.com/office/word/2015/wordml/symex" xmlns:wpg="http://schemas.microsoft.com/office/word/2010/wordprocessingGroup" xmlns:wpi="http://schemas.microsoft.com/office/word/2010/wordprocessingInk" xmlns:wne="http://schemas.microsoft.com/office/word/2006/wordml" xmlns:wps="http://schemas.microsoft.com/office/word/2010/wordprocessingShape" mc:Ignorable="w14 w15 w16se w16cid w16 w16cex w16sdtdh wp14">
+<w:endnotes xmlns:wpc="http://schemas.microsoft.com/office/word/2010/wordprocessingCanvas" xmlns:cx="http://schemas.microsoft.com/office/drawing/2014/chartex" xmlns:cx1="http://schemas.microsoft.com/office/drawing/2015/9/8/chartex" xmlns:cx2="http://schemas.microsoft.com/office/drawing/2015/10/21/chartex" xmlns:cx3="http://schemas.microsoft.com/office/drawing/2016/5/9/chartex" xmlns:cx4="http://schemas.microsoft.com/office/drawing/2016/5/10/chartex" xmlns:cx5="http://schemas.microsoft.com/office/drawing/2016/5/11/chartex" xmlns:cx6="http://schemas.microsoft.com/office/drawing/2016/5/12/chartex" xmlns:cx7="http://schemas.microsoft.com/office/drawing/2016/5/13/chartex" xmlns:cx8="http://schemas.microsoft.com/office/drawing/2016/5/14/chartex" xmlns:mc="http://schemas.openxmlformats.org/markup-compatibility/2006" xmlns:aink="http://schemas.microsoft.com/office/drawing/2016/ink" xmlns:am3d="http://schemas.microsoft.com/office/drawing/2017/model3d" xmlns:o="urn:schemas-microsoft-com:office:office" xmlns:oel="http://schemas.microsoft.com/office/2019/extlst" xmlns:r="http://schemas.openxmlformats.org/officeDocument/2006/relationships" xmlns:m="http://schemas.openxmlformats.org/officeDocument/2006/math" xmlns:v="urn:schemas-microsoft-com:vml" xmlns:wp14="http://schemas.microsoft.com/office/word/2010/wordprocessingDrawing" xmlns:wp="http://schemas.openxmlformats.org/drawingml/2006/wordprocessingDrawing" xmlns:w10="urn:schemas-microsoft-com:office:word" xmlns:w="http://schemas.openxmlformats.org/wordprocessingml/2006/main" xmlns:w14="http://schemas.microsoft.com/office/word/2010/wordml" xmlns:w15="http://schemas.microsoft.com/office/word/2012/wordml" xmlns:w16cex="http://schemas.microsoft.com/office/word/2018/wordml/cex" xmlns:w16cid="http://schemas.microsoft.com/office/word/2016/wordml/cid" xmlns:w16="http://schemas.microsoft.com/office/word/2018/wordml" xmlns:w16du="http://schemas.microsoft.com/office/word/2023/wordml/word16du" xmlns:w16sdtdh="http://schemas.microsoft.com/office/word/2020/wordml/sdtdatahash" xmlns:w16sdtfl="http://schemas.microsoft.com/office/word/2024/wordml/sdtformatlock" xmlns:w16se="http://schemas.microsoft.com/office/word/2015/wordml/symex" xmlns:wpg="http://schemas.microsoft.com/office/word/2010/wordprocessingGroup" xmlns:wpi="http://schemas.microsoft.com/office/word/2010/wordprocessingInk" xmlns:wne="http://schemas.microsoft.com/office/word/2006/wordml" xmlns:wps="http://schemas.microsoft.com/office/word/2010/wordprocessingShape" mc:Ignorable="w14 w15 w16se w16cid w16 w16cex w16sdtdh w16sdtfl w16du wp14">
   <w:endnote w:type="separator" w:id="-1">
     <w:p>
       <w:pPr>
@@ -3833,7 +3873,7 @@
 </file>
 
 <file path=word/footer1.xml><?xml version="1.0" encoding="utf-8"?>
-<w:ftr xmlns:wpc="http://schemas.microsoft.com/office/word/2010/wordprocessingCanvas" xmlns:cx="http://schemas.microsoft.com/office/drawing/2014/chartex" xmlns:cx1="http://schemas.microsoft.com/office/drawing/2015/9/8/chartex" xmlns:cx2="http://schemas.microsoft.com/office/drawing/2015/10/21/chartex" xmlns:cx3="http://schemas.microsoft.com/office/drawing/2016/5/9/chartex" xmlns:cx4="http://schemas.microsoft.com/office/drawing/2016/5/10/chartex" xmlns:cx5="http://schemas.microsoft.com/office/drawing/2016/5/11/chartex" xmlns:cx6="http://schemas.microsoft.com/office/drawing/2016/5/12/chartex" xmlns:cx7="http://schemas.microsoft.com/office/drawing/2016/5/13/chartex" xmlns:cx8="http://schemas.microsoft.com/office/drawing/2016/5/14/chartex" xmlns:mc="http://schemas.openxmlformats.org/markup-compatibility/2006" xmlns:aink="http://schemas.microsoft.com/office/drawing/2016/ink" xmlns:am3d="http://schemas.microsoft.com/office/drawing/2017/model3d" xmlns:o="urn:schemas-microsoft-com:office:office" xmlns:r="http://schemas.openxmlformats.org/officeDocument/2006/relationships" xmlns:m="http://schemas.openxmlformats.org/officeDocument/2006/math" xmlns:v="urn:schemas-microsoft-com:vml" xmlns:wp14="http://schemas.microsoft.com/office/word/2010/wordprocessingDrawing" xmlns:wp="http://schemas.openxmlformats.org/drawingml/2006/wordprocessingDrawing" xmlns:w10="urn:schemas-microsoft-com:office:word" xmlns:w="http://schemas.openxmlformats.org/wordprocessingml/2006/main" xmlns:w14="http://schemas.microsoft.com/office/word/2010/wordml" xmlns:w15="http://schemas.microsoft.com/office/word/2012/wordml" xmlns:w16cex="http://schemas.microsoft.com/office/word/2018/wordml/cex" xmlns:w16cid="http://schemas.microsoft.com/office/word/2016/wordml/cid" xmlns:w16="http://schemas.microsoft.com/office/word/2018/wordml" xmlns:w16sdtdh="http://schemas.microsoft.com/office/word/2020/wordml/sdtdatahash" xmlns:w16se="http://schemas.microsoft.com/office/word/2015/wordml/symex" xmlns:wpg="http://schemas.microsoft.com/office/word/2010/wordprocessingGroup" xmlns:wpi="http://schemas.microsoft.com/office/word/2010/wordprocessingInk" xmlns:wne="http://schemas.microsoft.com/office/word/2006/wordml" xmlns:wps="http://schemas.microsoft.com/office/word/2010/wordprocessingShape" mc:Ignorable="w14 w15 w16se w16cid w16 w16cex w16sdtdh wp14">
+<w:ftr xmlns:wpc="http://schemas.microsoft.com/office/word/2010/wordprocessingCanvas" xmlns:cx="http://schemas.microsoft.com/office/drawing/2014/chartex" xmlns:cx1="http://schemas.microsoft.com/office/drawing/2015/9/8/chartex" xmlns:cx2="http://schemas.microsoft.com/office/drawing/2015/10/21/chartex" xmlns:cx3="http://schemas.microsoft.com/office/drawing/2016/5/9/chartex" xmlns:cx4="http://schemas.microsoft.com/office/drawing/2016/5/10/chartex" xmlns:cx5="http://schemas.microsoft.com/office/drawing/2016/5/11/chartex" xmlns:cx6="http://schemas.microsoft.com/office/drawing/2016/5/12/chartex" xmlns:cx7="http://schemas.microsoft.com/office/drawing/2016/5/13/chartex" xmlns:cx8="http://schemas.microsoft.com/office/drawing/2016/5/14/chartex" xmlns:mc="http://schemas.openxmlformats.org/markup-compatibility/2006" xmlns:aink="http://schemas.microsoft.com/office/drawing/2016/ink" xmlns:am3d="http://schemas.microsoft.com/office/drawing/2017/model3d" xmlns:o="urn:schemas-microsoft-com:office:office" xmlns:oel="http://schemas.microsoft.com/office/2019/extlst" xmlns:r="http://schemas.openxmlformats.org/officeDocument/2006/relationships" xmlns:m="http://schemas.openxmlformats.org/officeDocument/2006/math" xmlns:v="urn:schemas-microsoft-com:vml" xmlns:wp14="http://schemas.microsoft.com/office/word/2010/wordprocessingDrawing" xmlns:wp="http://schemas.openxmlformats.org/drawingml/2006/wordprocessingDrawing" xmlns:w10="urn:schemas-microsoft-com:office:word" xmlns:w="http://schemas.openxmlformats.org/wordprocessingml/2006/main" xmlns:w14="http://schemas.microsoft.com/office/word/2010/wordml" xmlns:w15="http://schemas.microsoft.com/office/word/2012/wordml" xmlns:w16cex="http://schemas.microsoft.com/office/word/2018/wordml/cex" xmlns:w16cid="http://schemas.microsoft.com/office/word/2016/wordml/cid" xmlns:w16="http://schemas.microsoft.com/office/word/2018/wordml" xmlns:w16du="http://schemas.microsoft.com/office/word/2023/wordml/word16du" xmlns:w16sdtdh="http://schemas.microsoft.com/office/word/2020/wordml/sdtdatahash" xmlns:w16sdtfl="http://schemas.microsoft.com/office/word/2024/wordml/sdtformatlock" xmlns:w16se="http://schemas.microsoft.com/office/word/2015/wordml/symex" xmlns:wpg="http://schemas.microsoft.com/office/word/2010/wordprocessingGroup" xmlns:wpi="http://schemas.microsoft.com/office/word/2010/wordprocessingInk" xmlns:wne="http://schemas.microsoft.com/office/word/2006/wordml" xmlns:wps="http://schemas.microsoft.com/office/word/2010/wordprocessingShape" mc:Ignorable="w14 w15 w16se w16cid w16 w16cex w16sdtdh w16sdtfl w16du wp14">
   <w:sdt>
     <w:sdtPr>
       <w:id w:val="660974124"/>
@@ -3842,7 +3882,6 @@
         <w:docPartUnique/>
       </w:docPartObj>
     </w:sdtPr>
-    <w:sdtEndPr/>
     <w:sdtContent>
       <w:p>
         <w:pPr>
@@ -3879,7 +3918,7 @@
 </file>
 
 <file path=word/footnotes.xml><?xml version="1.0" encoding="utf-8"?>
-<w:footnotes xmlns:wpc="http://schemas.microsoft.com/office/word/2010/wordprocessingCanvas" xmlns:cx="http://schemas.microsoft.com/office/drawing/2014/chartex" xmlns:cx1="http://schemas.microsoft.com/office/drawing/2015/9/8/chartex" xmlns:cx2="http://schemas.microsoft.com/office/drawing/2015/10/21/chartex" xmlns:cx3="http://schemas.microsoft.com/office/drawing/2016/5/9/chartex" xmlns:cx4="http://schemas.microsoft.com/office/drawing/2016/5/10/chartex" xmlns:cx5="http://schemas.microsoft.com/office/drawing/2016/5/11/chartex" xmlns:cx6="http://schemas.microsoft.com/office/drawing/2016/5/12/chartex" xmlns:cx7="http://schemas.microsoft.com/office/drawing/2016/5/13/chartex" xmlns:cx8="http://schemas.microsoft.com/office/drawing/2016/5/14/chartex" xmlns:mc="http://schemas.openxmlformats.org/markup-compatibility/2006" xmlns:aink="http://schemas.microsoft.com/office/drawing/2016/ink" xmlns:am3d="http://schemas.microsoft.com/office/drawing/2017/model3d" xmlns:o="urn:schemas-microsoft-com:office:office" xmlns:r="http://schemas.openxmlformats.org/officeDocument/2006/relationships" xmlns:m="http://schemas.openxmlformats.org/officeDocument/2006/math" xmlns:v="urn:schemas-microsoft-com:vml" xmlns:wp14="http://schemas.microsoft.com/office/word/2010/wordprocessingDrawing" xmlns:wp="http://schemas.openxmlformats.org/drawingml/2006/wordprocessingDrawing" xmlns:w10="urn:schemas-microsoft-com:office:word" xmlns:w="http://schemas.openxmlformats.org/wordprocessingml/2006/main" xmlns:w14="http://schemas.microsoft.com/office/word/2010/wordml" xmlns:w15="http://schemas.microsoft.com/office/word/2012/wordml" xmlns:w16cex="http://schemas.microsoft.com/office/word/2018/wordml/cex" xmlns:w16cid="http://schemas.microsoft.com/office/word/2016/wordml/cid" xmlns:w16="http://schemas.microsoft.com/office/word/2018/wordml" xmlns:w16sdtdh="http://schemas.microsoft.com/office/word/2020/wordml/sdtdatahash" xmlns:w16se="http://schemas.microsoft.com/office/word/2015/wordml/symex" xmlns:wpg="http://schemas.microsoft.com/office/word/2010/wordprocessingGroup" xmlns:wpi="http://schemas.microsoft.com/office/word/2010/wordprocessingInk" xmlns:wne="http://schemas.microsoft.com/office/word/2006/wordml" xmlns:wps="http://schemas.microsoft.com/office/word/2010/wordprocessingShape" mc:Ignorable="w14 w15 w16se w16cid w16 w16cex w16sdtdh wp14">
+<w:footnotes xmlns:wpc="http://schemas.microsoft.com/office/word/2010/wordprocessingCanvas" xmlns:cx="http://schemas.microsoft.com/office/drawing/2014/chartex" xmlns:cx1="http://schemas.microsoft.com/office/drawing/2015/9/8/chartex" xmlns:cx2="http://schemas.microsoft.com/office/drawing/2015/10/21/chartex" xmlns:cx3="http://schemas.microsoft.com/office/drawing/2016/5/9/chartex" xmlns:cx4="http://schemas.microsoft.com/office/drawing/2016/5/10/chartex" xmlns:cx5="http://schemas.microsoft.com/office/drawing/2016/5/11/chartex" xmlns:cx6="http://schemas.microsoft.com/office/drawing/2016/5/12/chartex" xmlns:cx7="http://schemas.microsoft.com/office/drawing/2016/5/13/chartex" xmlns:cx8="http://schemas.microsoft.com/office/drawing/2016/5/14/chartex" xmlns:mc="http://schemas.openxmlformats.org/markup-compatibility/2006" xmlns:aink="http://schemas.microsoft.com/office/drawing/2016/ink" xmlns:am3d="http://schemas.microsoft.com/office/drawing/2017/model3d" xmlns:o="urn:schemas-microsoft-com:office:office" xmlns:oel="http://schemas.microsoft.com/office/2019/extlst" xmlns:r="http://schemas.openxmlformats.org/officeDocument/2006/relationships" xmlns:m="http://schemas.openxmlformats.org/officeDocument/2006/math" xmlns:v="urn:schemas-microsoft-com:vml" xmlns:wp14="http://schemas.microsoft.com/office/word/2010/wordprocessingDrawing" xmlns:wp="http://schemas.openxmlformats.org/drawingml/2006/wordprocessingDrawing" xmlns:w10="urn:schemas-microsoft-com:office:word" xmlns:w="http://schemas.openxmlformats.org/wordprocessingml/2006/main" xmlns:w14="http://schemas.microsoft.com/office/word/2010/wordml" xmlns:w15="http://schemas.microsoft.com/office/word/2012/wordml" xmlns:w16cex="http://schemas.microsoft.com/office/word/2018/wordml/cex" xmlns:w16cid="http://schemas.microsoft.com/office/word/2016/wordml/cid" xmlns:w16="http://schemas.microsoft.com/office/word/2018/wordml" xmlns:w16du="http://schemas.microsoft.com/office/word/2023/wordml/word16du" xmlns:w16sdtdh="http://schemas.microsoft.com/office/word/2020/wordml/sdtdatahash" xmlns:w16sdtfl="http://schemas.microsoft.com/office/word/2024/wordml/sdtformatlock" xmlns:w16se="http://schemas.microsoft.com/office/word/2015/wordml/symex" xmlns:wpg="http://schemas.microsoft.com/office/word/2010/wordprocessingGroup" xmlns:wpi="http://schemas.microsoft.com/office/word/2010/wordprocessingInk" xmlns:wne="http://schemas.microsoft.com/office/word/2006/wordml" xmlns:wps="http://schemas.microsoft.com/office/word/2010/wordprocessingShape" mc:Ignorable="w14 w15 w16se w16cid w16 w16cex w16sdtdh w16sdtfl w16du wp14">
   <w:footnote w:type="separator" w:id="-1">
     <w:p>
       <w:pPr>
@@ -3904,7 +3943,7 @@
 </file>
 
 <file path=word/header1.xml><?xml version="1.0" encoding="utf-8"?>
-<w:hdr xmlns:wpc="http://schemas.microsoft.com/office/word/2010/wordprocessingCanvas" xmlns:cx="http://schemas.microsoft.com/office/drawing/2014/chartex" xmlns:cx1="http://schemas.microsoft.com/office/drawing/2015/9/8/chartex" xmlns:cx2="http://schemas.microsoft.com/office/drawing/2015/10/21/chartex" xmlns:cx3="http://schemas.microsoft.com/office/drawing/2016/5/9/chartex" xmlns:cx4="http://schemas.microsoft.com/office/drawing/2016/5/10/chartex" xmlns:cx5="http://schemas.microsoft.com/office/drawing/2016/5/11/chartex" xmlns:cx6="http://schemas.microsoft.com/office/drawing/2016/5/12/chartex" xmlns:cx7="http://schemas.microsoft.com/office/drawing/2016/5/13/chartex" xmlns:cx8="http://schemas.microsoft.com/office/drawing/2016/5/14/chartex" xmlns:mc="http://schemas.openxmlformats.org/markup-compatibility/2006" xmlns:aink="http://schemas.microsoft.com/office/drawing/2016/ink" xmlns:am3d="http://schemas.microsoft.com/office/drawing/2017/model3d" xmlns:o="urn:schemas-microsoft-com:office:office" xmlns:r="http://schemas.openxmlformats.org/officeDocument/2006/relationships" xmlns:m="http://schemas.openxmlformats.org/officeDocument/2006/math" xmlns:v="urn:schemas-microsoft-com:vml" xmlns:wp14="http://schemas.microsoft.com/office/word/2010/wordprocessingDrawing" xmlns:wp="http://schemas.openxmlformats.org/drawingml/2006/wordprocessingDrawing" xmlns:w10="urn:schemas-microsoft-com:office:word" xmlns:w="http://schemas.openxmlformats.org/wordprocessingml/2006/main" xmlns:w14="http://schemas.microsoft.com/office/word/2010/wordml" xmlns:w15="http://schemas.microsoft.com/office/word/2012/wordml" xmlns:w16cex="http://schemas.microsoft.com/office/word/2018/wordml/cex" xmlns:w16cid="http://schemas.microsoft.com/office/word/2016/wordml/cid" xmlns:w16="http://schemas.microsoft.com/office/word/2018/wordml" xmlns:w16sdtdh="http://schemas.microsoft.com/office/word/2020/wordml/sdtdatahash" xmlns:w16se="http://schemas.microsoft.com/office/word/2015/wordml/symex" xmlns:wpg="http://schemas.microsoft.com/office/word/2010/wordprocessingGroup" xmlns:wpi="http://schemas.microsoft.com/office/word/2010/wordprocessingInk" xmlns:wne="http://schemas.microsoft.com/office/word/2006/wordml" xmlns:wps="http://schemas.microsoft.com/office/word/2010/wordprocessingShape" mc:Ignorable="w14 w15 w16se w16cid w16 w16cex w16sdtdh wp14">
+<w:hdr xmlns:wpc="http://schemas.microsoft.com/office/word/2010/wordprocessingCanvas" xmlns:cx="http://schemas.microsoft.com/office/drawing/2014/chartex" xmlns:cx1="http://schemas.microsoft.com/office/drawing/2015/9/8/chartex" xmlns:cx2="http://schemas.microsoft.com/office/drawing/2015/10/21/chartex" xmlns:cx3="http://schemas.microsoft.com/office/drawing/2016/5/9/chartex" xmlns:cx4="http://schemas.microsoft.com/office/drawing/2016/5/10/chartex" xmlns:cx5="http://schemas.microsoft.com/office/drawing/2016/5/11/chartex" xmlns:cx6="http://schemas.microsoft.com/office/drawing/2016/5/12/chartex" xmlns:cx7="http://schemas.microsoft.com/office/drawing/2016/5/13/chartex" xmlns:cx8="http://schemas.microsoft.com/office/drawing/2016/5/14/chartex" xmlns:mc="http://schemas.openxmlformats.org/markup-compatibility/2006" xmlns:aink="http://schemas.microsoft.com/office/drawing/2016/ink" xmlns:am3d="http://schemas.microsoft.com/office/drawing/2017/model3d" xmlns:o="urn:schemas-microsoft-com:office:office" xmlns:oel="http://schemas.microsoft.com/office/2019/extlst" xmlns:r="http://schemas.openxmlformats.org/officeDocument/2006/relationships" xmlns:m="http://schemas.openxmlformats.org/officeDocument/2006/math" xmlns:v="urn:schemas-microsoft-com:vml" xmlns:wp14="http://schemas.microsoft.com/office/word/2010/wordprocessingDrawing" xmlns:wp="http://schemas.openxmlformats.org/drawingml/2006/wordprocessingDrawing" xmlns:w10="urn:schemas-microsoft-com:office:word" xmlns:w="http://schemas.openxmlformats.org/wordprocessingml/2006/main" xmlns:w14="http://schemas.microsoft.com/office/word/2010/wordml" xmlns:w15="http://schemas.microsoft.com/office/word/2012/wordml" xmlns:w16cex="http://schemas.microsoft.com/office/word/2018/wordml/cex" xmlns:w16cid="http://schemas.microsoft.com/office/word/2016/wordml/cid" xmlns:w16="http://schemas.microsoft.com/office/word/2018/wordml" xmlns:w16du="http://schemas.microsoft.com/office/word/2023/wordml/word16du" xmlns:w16sdtdh="http://schemas.microsoft.com/office/word/2020/wordml/sdtdatahash" xmlns:w16sdtfl="http://schemas.microsoft.com/office/word/2024/wordml/sdtformatlock" xmlns:w16se="http://schemas.microsoft.com/office/word/2015/wordml/symex" xmlns:wpg="http://schemas.microsoft.com/office/word/2010/wordprocessingGroup" xmlns:wpi="http://schemas.microsoft.com/office/word/2010/wordprocessingInk" xmlns:wne="http://schemas.microsoft.com/office/word/2006/wordml" xmlns:wps="http://schemas.microsoft.com/office/word/2010/wordprocessingShape" mc:Ignorable="w14 w15 w16se w16cid w16 w16cex w16sdtdh w16sdtfl w16du wp14">
   <w:p>
     <w:pPr>
       <w:pStyle w:val="Encabezado"/>
@@ -3918,7 +3957,7 @@
 </file>
 
 <file path=word/numbering.xml><?xml version="1.0" encoding="utf-8"?>
-<w:numbering xmlns:wpc="http://schemas.microsoft.com/office/word/2010/wordprocessingCanvas" xmlns:cx="http://schemas.microsoft.com/office/drawing/2014/chartex" xmlns:cx1="http://schemas.microsoft.com/office/drawing/2015/9/8/chartex" xmlns:cx2="http://schemas.microsoft.com/office/drawing/2015/10/21/chartex" xmlns:cx3="http://schemas.microsoft.com/office/drawing/2016/5/9/chartex" xmlns:cx4="http://schemas.microsoft.com/office/drawing/2016/5/10/chartex" xmlns:cx5="http://schemas.microsoft.com/office/drawing/2016/5/11/chartex" xmlns:cx6="http://schemas.microsoft.com/office/drawing/2016/5/12/chartex" xmlns:cx7="http://schemas.microsoft.com/office/drawing/2016/5/13/chartex" xmlns:cx8="http://schemas.microsoft.com/office/drawing/2016/5/14/chartex" xmlns:mc="http://schemas.openxmlformats.org/markup-compatibility/2006" xmlns:aink="http://schemas.microsoft.com/office/drawing/2016/ink" xmlns:am3d="http://schemas.microsoft.com/office/drawing/2017/model3d" xmlns:o="urn:schemas-microsoft-com:office:office" xmlns:r="http://schemas.openxmlformats.org/officeDocument/2006/relationships" xmlns:m="http://schemas.openxmlformats.org/officeDocument/2006/math" xmlns:v="urn:schemas-microsoft-com:vml" xmlns:wp14="http://schemas.microsoft.com/office/word/2010/wordprocessingDrawing" xmlns:wp="http://schemas.openxmlformats.org/drawingml/2006/wordprocessingDrawing" xmlns:w10="urn:schemas-microsoft-com:office:word" xmlns:w="http://schemas.openxmlformats.org/wordprocessingml/2006/main" xmlns:w14="http://schemas.microsoft.com/office/word/2010/wordml" xmlns:w15="http://schemas.microsoft.com/office/word/2012/wordml" xmlns:w16cex="http://schemas.microsoft.com/office/word/2018/wordml/cex" xmlns:w16cid="http://schemas.microsoft.com/office/word/2016/wordml/cid" xmlns:w16="http://schemas.microsoft.com/office/word/2018/wordml" xmlns:w16sdtdh="http://schemas.microsoft.com/office/word/2020/wordml/sdtdatahash" xmlns:w16se="http://schemas.microsoft.com/office/word/2015/wordml/symex" xmlns:wpg="http://schemas.microsoft.com/office/word/2010/wordprocessingGroup" xmlns:wpi="http://schemas.microsoft.com/office/word/2010/wordprocessingInk" xmlns:wne="http://schemas.microsoft.com/office/word/2006/wordml" xmlns:wps="http://schemas.microsoft.com/office/word/2010/wordprocessingShape" mc:Ignorable="w14 w15 w16se w16cid w16 w16cex w16sdtdh wp14">
+<w:numbering xmlns:wpc="http://schemas.microsoft.com/office/word/2010/wordprocessingCanvas" xmlns:cx="http://schemas.microsoft.com/office/drawing/2014/chartex" xmlns:cx1="http://schemas.microsoft.com/office/drawing/2015/9/8/chartex" xmlns:cx2="http://schemas.microsoft.com/office/drawing/2015/10/21/chartex" xmlns:cx3="http://schemas.microsoft.com/office/drawing/2016/5/9/chartex" xmlns:cx4="http://schemas.microsoft.com/office/drawing/2016/5/10/chartex" xmlns:cx5="http://schemas.microsoft.com/office/drawing/2016/5/11/chartex" xmlns:cx6="http://schemas.microsoft.com/office/drawing/2016/5/12/chartex" xmlns:cx7="http://schemas.microsoft.com/office/drawing/2016/5/13/chartex" xmlns:cx8="http://schemas.microsoft.com/office/drawing/2016/5/14/chartex" xmlns:mc="http://schemas.openxmlformats.org/markup-compatibility/2006" xmlns:aink="http://schemas.microsoft.com/office/drawing/2016/ink" xmlns:am3d="http://schemas.microsoft.com/office/drawing/2017/model3d" xmlns:o="urn:schemas-microsoft-com:office:office" xmlns:oel="http://schemas.microsoft.com/office/2019/extlst" xmlns:r="http://schemas.openxmlformats.org/officeDocument/2006/relationships" xmlns:m="http://schemas.openxmlformats.org/officeDocument/2006/math" xmlns:v="urn:schemas-microsoft-com:vml" xmlns:wp14="http://schemas.microsoft.com/office/word/2010/wordprocessingDrawing" xmlns:wp="http://schemas.openxmlformats.org/drawingml/2006/wordprocessingDrawing" xmlns:w10="urn:schemas-microsoft-com:office:word" xmlns:w="http://schemas.openxmlformats.org/wordprocessingml/2006/main" xmlns:w14="http://schemas.microsoft.com/office/word/2010/wordml" xmlns:w15="http://schemas.microsoft.com/office/word/2012/wordml" xmlns:w16cex="http://schemas.microsoft.com/office/word/2018/wordml/cex" xmlns:w16cid="http://schemas.microsoft.com/office/word/2016/wordml/cid" xmlns:w16="http://schemas.microsoft.com/office/word/2018/wordml" xmlns:w16du="http://schemas.microsoft.com/office/word/2023/wordml/word16du" xmlns:w16sdtdh="http://schemas.microsoft.com/office/word/2020/wordml/sdtdatahash" xmlns:w16sdtfl="http://schemas.microsoft.com/office/word/2024/wordml/sdtformatlock" xmlns:w16se="http://schemas.microsoft.com/office/word/2015/wordml/symex" xmlns:wpg="http://schemas.microsoft.com/office/word/2010/wordprocessingGroup" xmlns:wpi="http://schemas.microsoft.com/office/word/2010/wordprocessingInk" xmlns:wne="http://schemas.microsoft.com/office/word/2006/wordml" xmlns:wps="http://schemas.microsoft.com/office/word/2010/wordprocessingShape" mc:Ignorable="w14 w15 w16se w16cid w16 w16cex w16sdtdh w16sdtfl w16du wp14">
   <w:abstractNum w:abstractNumId="0" w15:restartNumberingAfterBreak="0">
     <w:nsid w:val="03B97891"/>
     <w:multiLevelType w:val="multilevel"/>
@@ -8184,113 +8223,113 @@
       </w:rPr>
     </w:lvl>
   </w:abstractNum>
-  <w:num w:numId="1">
+  <w:num w:numId="1" w16cid:durableId="579411662">
     <w:abstractNumId w:val="0"/>
   </w:num>
-  <w:num w:numId="2">
+  <w:num w:numId="2" w16cid:durableId="828248570">
     <w:abstractNumId w:val="6"/>
   </w:num>
-  <w:num w:numId="3">
+  <w:num w:numId="3" w16cid:durableId="1503593610">
     <w:abstractNumId w:val="20"/>
   </w:num>
-  <w:num w:numId="4">
+  <w:num w:numId="4" w16cid:durableId="710496571">
     <w:abstractNumId w:val="28"/>
   </w:num>
-  <w:num w:numId="5">
+  <w:num w:numId="5" w16cid:durableId="1437293441">
     <w:abstractNumId w:val="23"/>
   </w:num>
-  <w:num w:numId="6">
+  <w:num w:numId="6" w16cid:durableId="1103500320">
     <w:abstractNumId w:val="12"/>
   </w:num>
-  <w:num w:numId="7">
+  <w:num w:numId="7" w16cid:durableId="21102912">
     <w:abstractNumId w:val="29"/>
   </w:num>
-  <w:num w:numId="8">
+  <w:num w:numId="8" w16cid:durableId="789979095">
     <w:abstractNumId w:val="13"/>
   </w:num>
-  <w:num w:numId="9">
+  <w:num w:numId="9" w16cid:durableId="898513900">
     <w:abstractNumId w:val="19"/>
   </w:num>
-  <w:num w:numId="10">
+  <w:num w:numId="10" w16cid:durableId="373116083">
     <w:abstractNumId w:val="26"/>
   </w:num>
-  <w:num w:numId="11">
+  <w:num w:numId="11" w16cid:durableId="1290555625">
     <w:abstractNumId w:val="9"/>
   </w:num>
-  <w:num w:numId="12">
+  <w:num w:numId="12" w16cid:durableId="1535655462">
     <w:abstractNumId w:val="3"/>
   </w:num>
-  <w:num w:numId="13">
+  <w:num w:numId="13" w16cid:durableId="1248645">
     <w:abstractNumId w:val="2"/>
   </w:num>
-  <w:num w:numId="14">
+  <w:num w:numId="14" w16cid:durableId="1297251251">
     <w:abstractNumId w:val="4"/>
   </w:num>
-  <w:num w:numId="15">
+  <w:num w:numId="15" w16cid:durableId="97023911">
     <w:abstractNumId w:val="25"/>
   </w:num>
-  <w:num w:numId="16">
+  <w:num w:numId="16" w16cid:durableId="1681464694">
     <w:abstractNumId w:val="14"/>
   </w:num>
-  <w:num w:numId="17">
+  <w:num w:numId="17" w16cid:durableId="265891508">
     <w:abstractNumId w:val="18"/>
   </w:num>
-  <w:num w:numId="18">
+  <w:num w:numId="18" w16cid:durableId="1818690778">
     <w:abstractNumId w:val="10"/>
   </w:num>
-  <w:num w:numId="19">
+  <w:num w:numId="19" w16cid:durableId="969285848">
     <w:abstractNumId w:val="32"/>
   </w:num>
-  <w:num w:numId="20">
+  <w:num w:numId="20" w16cid:durableId="1405300298">
     <w:abstractNumId w:val="33"/>
   </w:num>
-  <w:num w:numId="21">
+  <w:num w:numId="21" w16cid:durableId="882326440">
     <w:abstractNumId w:val="7"/>
   </w:num>
-  <w:num w:numId="22">
+  <w:num w:numId="22" w16cid:durableId="32318146">
     <w:abstractNumId w:val="27"/>
   </w:num>
-  <w:num w:numId="23">
+  <w:num w:numId="23" w16cid:durableId="835538179">
     <w:abstractNumId w:val="17"/>
   </w:num>
-  <w:num w:numId="24">
+  <w:num w:numId="24" w16cid:durableId="1804999693">
     <w:abstractNumId w:val="22"/>
   </w:num>
-  <w:num w:numId="25">
+  <w:num w:numId="25" w16cid:durableId="643119630">
     <w:abstractNumId w:val="24"/>
   </w:num>
-  <w:num w:numId="26">
+  <w:num w:numId="26" w16cid:durableId="1810980129">
     <w:abstractNumId w:val="16"/>
   </w:num>
-  <w:num w:numId="27">
+  <w:num w:numId="27" w16cid:durableId="99303288">
     <w:abstractNumId w:val="5"/>
   </w:num>
-  <w:num w:numId="28">
+  <w:num w:numId="28" w16cid:durableId="703168342">
     <w:abstractNumId w:val="15"/>
   </w:num>
-  <w:num w:numId="29">
+  <w:num w:numId="29" w16cid:durableId="749081931">
     <w:abstractNumId w:val="11"/>
   </w:num>
-  <w:num w:numId="30">
+  <w:num w:numId="30" w16cid:durableId="1529678532">
     <w:abstractNumId w:val="21"/>
   </w:num>
-  <w:num w:numId="31">
+  <w:num w:numId="31" w16cid:durableId="209464415">
     <w:abstractNumId w:val="8"/>
   </w:num>
-  <w:num w:numId="32">
+  <w:num w:numId="32" w16cid:durableId="1985040990">
     <w:abstractNumId w:val="30"/>
   </w:num>
-  <w:num w:numId="33">
+  <w:num w:numId="33" w16cid:durableId="1425954693">
     <w:abstractNumId w:val="31"/>
   </w:num>
-  <w:num w:numId="34">
+  <w:num w:numId="34" w16cid:durableId="200213555">
     <w:abstractNumId w:val="1"/>
   </w:num>
 </w:numbering>
 </file>
 
 <file path=word/styles.xml><?xml version="1.0" encoding="utf-8"?>
-<w:styles xmlns:mc="http://schemas.openxmlformats.org/markup-compatibility/2006" xmlns:r="http://schemas.openxmlformats.org/officeDocument/2006/relationships" xmlns:w="http://schemas.openxmlformats.org/wordprocessingml/2006/main" xmlns:w14="http://schemas.microsoft.com/office/word/2010/wordml" xmlns:w15="http://schemas.microsoft.com/office/word/2012/wordml" xmlns:w16cex="http://schemas.microsoft.com/office/word/2018/wordml/cex" xmlns:w16cid="http://schemas.microsoft.com/office/word/2016/wordml/cid" xmlns:w16="http://schemas.microsoft.com/office/word/2018/wordml" xmlns:w16sdtdh="http://schemas.microsoft.com/office/word/2020/wordml/sdtdatahash" xmlns:w16se="http://schemas.microsoft.com/office/word/2015/wordml/symex" mc:Ignorable="w14 w15 w16se w16cid w16 w16cex w16sdtdh">
+<w:styles xmlns:mc="http://schemas.openxmlformats.org/markup-compatibility/2006" xmlns:r="http://schemas.openxmlformats.org/officeDocument/2006/relationships" xmlns:w="http://schemas.openxmlformats.org/wordprocessingml/2006/main" xmlns:w14="http://schemas.microsoft.com/office/word/2010/wordml" xmlns:w15="http://schemas.microsoft.com/office/word/2012/wordml" xmlns:w16cex="http://schemas.microsoft.com/office/word/2018/wordml/cex" xmlns:w16cid="http://schemas.microsoft.com/office/word/2016/wordml/cid" xmlns:w16="http://schemas.microsoft.com/office/word/2018/wordml" xmlns:w16du="http://schemas.microsoft.com/office/word/2023/wordml/word16du" xmlns:w16sdtdh="http://schemas.microsoft.com/office/word/2020/wordml/sdtdatahash" xmlns:w16sdtfl="http://schemas.microsoft.com/office/word/2024/wordml/sdtformatlock" xmlns:w16se="http://schemas.microsoft.com/office/word/2015/wordml/symex" mc:Ignorable="w14 w15 w16se w16cid w16 w16cex w16sdtdh w16sdtfl w16du">
   <w:docDefaults>
     <w:rPrDefault>
       <w:rPr>

--- a/Segundo entregable/G1_Modelo dimensional y diseño ETL.docx
+++ b/Segundo entregable/G1_Modelo dimensional y diseño ETL.docx
@@ -335,23 +335,13 @@
           <w:lang w:val="es-CO"/>
         </w:rPr>
       </w:pPr>
-      <w:proofErr w:type="spellStart"/>
-      <w:r>
-        <w:rPr>
-          <w:rFonts w:ascii="Arial" w:hAnsi="Arial" w:cs="Arial"/>
-          <w:color w:val="000000" w:themeColor="text1"/>
-          <w:lang w:val="es-CO"/>
-        </w:rPr>
-        <w:t>Fabrizio</w:t>
-      </w:r>
-      <w:proofErr w:type="spellEnd"/>
-      <w:r>
-        <w:rPr>
-          <w:rFonts w:ascii="Arial" w:hAnsi="Arial" w:cs="Arial"/>
-          <w:color w:val="000000" w:themeColor="text1"/>
-          <w:lang w:val="es-CO"/>
-        </w:rPr>
-        <w:t xml:space="preserve"> </w:t>
+      <w:r>
+        <w:rPr>
+          <w:rFonts w:ascii="Arial" w:hAnsi="Arial" w:cs="Arial"/>
+          <w:color w:val="000000" w:themeColor="text1"/>
+          <w:lang w:val="es-CO"/>
+        </w:rPr>
+        <w:t xml:space="preserve">Fabrizio </w:t>
       </w:r>
       <w:r>
         <w:rPr>
@@ -551,7 +541,6 @@
               <w:color w:val="000000" w:themeColor="text1"/>
             </w:rPr>
           </w:pPr>
-          <w:proofErr w:type="spellStart"/>
           <w:r>
             <w:rPr>
               <w:rFonts w:ascii="Arial" w:hAnsi="Arial" w:cs="Arial"/>
@@ -559,29 +548,8 @@
               <w:bCs/>
               <w:color w:val="000000" w:themeColor="text1"/>
             </w:rPr>
-            <w:t>Tabla</w:t>
+            <w:t>Tabla de Contenido</w:t>
           </w:r>
-          <w:proofErr w:type="spellEnd"/>
-          <w:r>
-            <w:rPr>
-              <w:rFonts w:ascii="Arial" w:hAnsi="Arial" w:cs="Arial"/>
-              <w:b/>
-              <w:bCs/>
-              <w:color w:val="000000" w:themeColor="text1"/>
-            </w:rPr>
-            <w:t xml:space="preserve"> de </w:t>
-          </w:r>
-          <w:proofErr w:type="spellStart"/>
-          <w:r>
-            <w:rPr>
-              <w:rFonts w:ascii="Arial" w:hAnsi="Arial" w:cs="Arial"/>
-              <w:b/>
-              <w:bCs/>
-              <w:color w:val="000000" w:themeColor="text1"/>
-            </w:rPr>
-            <w:t>Contenido</w:t>
-          </w:r>
-          <w:proofErr w:type="spellEnd"/>
         </w:p>
         <w:p>
           <w:pPr>
@@ -1616,14 +1584,13 @@
       <w:r>
         <w:rPr>
           <w:rFonts w:ascii="Arial" w:hAnsi="Arial" w:cs="Arial"/>
-          <w:noProof/>
           <w:color w:val="000000" w:themeColor="text1"/>
         </w:rPr>
         <w:drawing>
-          <wp:inline distT="0" distB="0" distL="0" distR="0" wp14:anchorId="2032028A" wp14:editId="0CEF809C">
-            <wp:extent cx="5943600" cy="5687695"/>
-            <wp:effectExtent l="0" t="0" r="0" b="8255"/>
-            <wp:docPr id="1999627888" name="Imagen 3" descr="The diagram illustrates a complex relational structure with various attributes like 'Fecha', 'ID_Fecha_DWH', 'Trimestre', 'Dia', 'Mes', 'Anio', and 'ID_CondicionPago_DWH', among others, which likely represent a database schema for a payment condition management system.&#10;&#10;El contenido generado por IA puede ser incorrecto."/>
+          <wp:inline distT="0" distB="0" distL="0" distR="0" wp14:anchorId="3D23A027" wp14:editId="1D3BD8A1">
+            <wp:extent cx="5943600" cy="6460490"/>
+            <wp:effectExtent l="0" t="0" r="0" b="0"/>
+            <wp:docPr id="685445755" name="Imagen 1"/>
             <wp:cNvGraphicFramePr>
               <a:graphicFrameLocks xmlns:a="http://schemas.openxmlformats.org/drawingml/2006/main" noChangeAspect="1"/>
             </wp:cNvGraphicFramePr>
@@ -1631,36 +1598,23 @@
               <a:graphicData uri="http://schemas.openxmlformats.org/drawingml/2006/picture">
                 <pic:pic xmlns:pic="http://schemas.openxmlformats.org/drawingml/2006/picture">
                   <pic:nvPicPr>
-                    <pic:cNvPr id="1999627888" name="Imagen 3" descr="The diagram illustrates a complex relational structure with various attributes like 'Fecha', 'ID_Fecha_DWH', 'Trimestre', 'Dia', 'Mes', 'Anio', and 'ID_CondicionPago_DWH', among others, which likely represent a database schema for a payment condition management system.&#10;&#10;El contenido generado por IA puede ser incorrecto."/>
-                    <pic:cNvPicPr>
-                      <a:picLocks noChangeAspect="1" noChangeArrowheads="1"/>
-                    </pic:cNvPicPr>
+                    <pic:cNvPr id="685445755" name=""/>
+                    <pic:cNvPicPr/>
                   </pic:nvPicPr>
                   <pic:blipFill>
-                    <a:blip r:embed="rId9" cstate="print">
-                      <a:extLst>
-                        <a:ext uri="{28A0092B-C50C-407E-A947-70E740481C1C}">
-                          <a14:useLocalDpi xmlns:a14="http://schemas.microsoft.com/office/drawing/2010/main" val="0"/>
-                        </a:ext>
-                      </a:extLst>
-                    </a:blip>
-                    <a:srcRect/>
+                    <a:blip r:embed="rId9"/>
                     <a:stretch>
                       <a:fillRect/>
                     </a:stretch>
                   </pic:blipFill>
-                  <pic:spPr bwMode="auto">
+                  <pic:spPr>
                     <a:xfrm>
                       <a:off x="0" y="0"/>
-                      <a:ext cx="5943600" cy="5687695"/>
+                      <a:ext cx="5943600" cy="6460490"/>
                     </a:xfrm>
                     <a:prstGeom prst="rect">
                       <a:avLst/>
                     </a:prstGeom>
-                    <a:noFill/>
-                    <a:ln>
-                      <a:noFill/>
-                    </a:ln>
                   </pic:spPr>
                 </pic:pic>
               </a:graphicData>
@@ -1711,20 +1665,20 @@
           <w:szCs w:val="22"/>
           <w:lang w:val="es-CO"/>
         </w:rPr>
-        <w:t xml:space="preserve">El modelo multidimensional propuesto para </w:t>
-      </w:r>
-      <w:proofErr w:type="spellStart"/>
-      <w:r>
-        <w:rPr>
-          <w:rFonts w:ascii="Arial" w:hAnsi="Arial" w:cs="Arial"/>
+        <w:t xml:space="preserve">El modelo multidimensional propuesto para RaSA se diseña a partir del proceso de negocio </w:t>
+      </w:r>
+      <w:r>
+        <w:rPr>
+          <w:rFonts w:ascii="Arial" w:hAnsi="Arial" w:cs="Arial"/>
+          <w:i/>
+          <w:iCs/>
           <w:color w:val="000000" w:themeColor="text1"/>
           <w:sz w:val="22"/>
           <w:szCs w:val="22"/>
           <w:lang w:val="es-CO"/>
         </w:rPr>
-        <w:t>RaSA</w:t>
-      </w:r>
-      <w:proofErr w:type="spellEnd"/>
+        <w:t>OfertaPlanes</w:t>
+      </w:r>
       <w:r>
         <w:rPr>
           <w:rFonts w:ascii="Arial" w:hAnsi="Arial" w:cs="Arial"/>
@@ -1733,23 +1687,23 @@
           <w:szCs w:val="22"/>
           <w:lang w:val="es-CO"/>
         </w:rPr>
-        <w:t xml:space="preserve"> se diseña a partir del proceso de negocio </w:t>
-      </w:r>
-      <w:proofErr w:type="spellStart"/>
-      <w:r>
-        <w:rPr>
-          <w:rFonts w:ascii="Arial" w:hAnsi="Arial" w:cs="Arial"/>
-          <w:i/>
-          <w:iCs/>
+        <w:t xml:space="preserve">, el cual ocurre de forma anual y representa la oferta de planes de salud realizada por los proveedores en diferentes áreas de servicio. El objetivo del modelo es integrar la información proveniente de las fuentes compartidas por la organización para facilitar el análisis </w:t>
+      </w:r>
+      <w:r>
+        <w:rPr>
+          <w:rFonts w:ascii="Arial" w:hAnsi="Arial" w:cs="Arial"/>
           <w:color w:val="000000" w:themeColor="text1"/>
           <w:sz w:val="22"/>
           <w:szCs w:val="22"/>
           <w:lang w:val="es-CO"/>
         </w:rPr>
-        <w:t>OfertaPlanes</w:t>
-      </w:r>
-      <w:proofErr w:type="spellEnd"/>
-      <w:r>
+        <w:lastRenderedPageBreak/>
+        <w:t>de comportamiento desleal de proveedores, cobertura de planes, concentración de planes y evolución de costos y beneficios a través del tiempo.</w:t>
+      </w:r>
+    </w:p>
+    <w:p>
+      <w:pPr>
+        <w:jc w:val="both"/>
         <w:rPr>
           <w:rFonts w:ascii="Arial" w:hAnsi="Arial" w:cs="Arial"/>
           <w:color w:val="000000" w:themeColor="text1"/>
@@ -1757,12 +1711,8 @@
           <w:szCs w:val="22"/>
           <w:lang w:val="es-CO"/>
         </w:rPr>
-        <w:t>, el cual ocurre de forma anual y representa la oferta de planes de salud realizada por los proveedores en diferentes áreas de servicio. El objetivo del modelo es integrar la información proveniente de las fuentes compartidas por la organización para facilitar el análisis de comportamiento desleal de proveedores, cobertura de planes, concentración de planes y evolución de costos y beneficios a través del tiempo.</w:t>
-      </w:r>
-    </w:p>
-    <w:p>
-      <w:pPr>
-        <w:jc w:val="both"/>
+      </w:pPr>
+      <w:r>
         <w:rPr>
           <w:rFonts w:ascii="Arial" w:hAnsi="Arial" w:cs="Arial"/>
           <w:color w:val="000000" w:themeColor="text1"/>
@@ -1770,51 +1720,29 @@
           <w:szCs w:val="22"/>
           <w:lang w:val="es-CO"/>
         </w:rPr>
-      </w:pPr>
-      <w:r>
-        <w:rPr>
-          <w:rFonts w:ascii="Arial" w:hAnsi="Arial" w:cs="Arial"/>
+        <w:t xml:space="preserve">Se propone un modelo tipo estrella compuesto por una tabla de hechos central denominada </w:t>
+      </w:r>
+      <w:r>
+        <w:rPr>
+          <w:rFonts w:ascii="Arial" w:hAnsi="Arial" w:cs="Arial"/>
+          <w:b/>
+          <w:bCs/>
           <w:color w:val="000000" w:themeColor="text1"/>
           <w:sz w:val="22"/>
           <w:szCs w:val="22"/>
           <w:lang w:val="es-CO"/>
         </w:rPr>
-        <w:t xml:space="preserve">Se propone un modelo tipo estrella compuesto por una tabla de hechos central denominada </w:t>
-      </w:r>
-      <w:proofErr w:type="spellStart"/>
-      <w:r>
-        <w:rPr>
-          <w:rFonts w:ascii="Arial" w:hAnsi="Arial" w:cs="Arial"/>
-          <w:b/>
-          <w:bCs/>
+        <w:t>Hecho_OfertaPlanBeneficio</w:t>
+      </w:r>
+      <w:r>
+        <w:rPr>
+          <w:rFonts w:ascii="Arial" w:hAnsi="Arial" w:cs="Arial"/>
           <w:color w:val="000000" w:themeColor="text1"/>
           <w:sz w:val="22"/>
           <w:szCs w:val="22"/>
           <w:lang w:val="es-CO"/>
         </w:rPr>
-        <w:t>Hecho_OfertaPlanBeneficio</w:t>
-      </w:r>
-      <w:proofErr w:type="spellEnd"/>
-      <w:r>
-        <w:rPr>
-          <w:rFonts w:ascii="Arial" w:hAnsi="Arial" w:cs="Arial"/>
-          <w:color w:val="000000" w:themeColor="text1"/>
-          <w:sz w:val="22"/>
-          <w:szCs w:val="22"/>
-          <w:lang w:val="es-CO"/>
-        </w:rPr>
-        <w:t xml:space="preserve"> y un conjunto de dimensiones que permiten analizar la información </w:t>
-      </w:r>
-      <w:r>
-        <w:rPr>
-          <w:rFonts w:ascii="Arial" w:hAnsi="Arial" w:cs="Arial"/>
-          <w:color w:val="000000" w:themeColor="text1"/>
-          <w:sz w:val="22"/>
-          <w:szCs w:val="22"/>
-          <w:lang w:val="es-CO"/>
-        </w:rPr>
-        <w:lastRenderedPageBreak/>
-        <w:t>desde diferentes perspectivas: fecha, plan, proveedor, área de servicio, tipo de beneficio y condición de pago. La tabla de hechos conserva el mayor nivel de detalle disponible en las fuentes, lo que permite responder los análisis requeridos y habilitar nuevos análisis futuros relacionados con la oferta de planes.</w:t>
+        <w:t xml:space="preserve"> y un conjunto de dimensiones que permiten analizar la información desde diferentes perspectivas: fecha, plan, proveedor, área de servicio, tipo de beneficio y condición de pago. La tabla de hechos conserva el mayor nivel de detalle disponible en las fuentes, lo que permite responder los análisis requeridos y habilitar nuevos análisis futuros relacionados con la oferta de planes.</w:t>
       </w:r>
     </w:p>
     <w:p>
@@ -1867,9 +1795,8 @@
           <w:szCs w:val="22"/>
           <w:lang w:val="es-CO"/>
         </w:rPr>
-        <w:t xml:space="preserve">el valor del copago, </w:t>
-      </w:r>
-      <w:proofErr w:type="spellStart"/>
+        <w:t>el valor del copago, coseguro</w:t>
+      </w:r>
       <w:r>
         <w:rPr>
           <w:rFonts w:ascii="Arial" w:hAnsi="Arial" w:cs="Arial"/>
@@ -1878,9 +1805,8 @@
           <w:szCs w:val="22"/>
           <w:lang w:val="es-CO"/>
         </w:rPr>
-        <w:t>coseguro</w:t>
-      </w:r>
-      <w:proofErr w:type="spellEnd"/>
+        <w:t xml:space="preserve"> y cantidad limite ofrecido por </w:t>
+      </w:r>
       <w:r>
         <w:rPr>
           <w:rFonts w:ascii="Arial" w:hAnsi="Arial" w:cs="Arial"/>
@@ -1889,39 +1815,7 @@
           <w:szCs w:val="22"/>
           <w:lang w:val="es-CO"/>
         </w:rPr>
-        <w:t xml:space="preserve"> y cantidad limite ofrecido por </w:t>
-      </w:r>
-      <w:r>
-        <w:rPr>
-          <w:rFonts w:ascii="Arial" w:hAnsi="Arial" w:cs="Arial"/>
-          <w:color w:val="000000" w:themeColor="text1"/>
-          <w:sz w:val="22"/>
-          <w:szCs w:val="22"/>
-          <w:lang w:val="es-CO"/>
-        </w:rPr>
-        <w:t xml:space="preserve">un tipo de beneficio dentro de un plan, por un proveedor, en un área de servicio y en una fecha determinada. Esta granularidad permite analizar de forma detallada los valores de copago, </w:t>
-      </w:r>
-      <w:proofErr w:type="spellStart"/>
-      <w:r>
-        <w:rPr>
-          <w:rFonts w:ascii="Arial" w:hAnsi="Arial" w:cs="Arial"/>
-          <w:color w:val="000000" w:themeColor="text1"/>
-          <w:sz w:val="22"/>
-          <w:szCs w:val="22"/>
-          <w:lang w:val="es-CO"/>
-        </w:rPr>
-        <w:t>coseguro</w:t>
-      </w:r>
-      <w:proofErr w:type="spellEnd"/>
-      <w:r>
-        <w:rPr>
-          <w:rFonts w:ascii="Arial" w:hAnsi="Arial" w:cs="Arial"/>
-          <w:color w:val="000000" w:themeColor="text1"/>
-          <w:sz w:val="22"/>
-          <w:szCs w:val="22"/>
-          <w:lang w:val="es-CO"/>
-        </w:rPr>
-        <w:t xml:space="preserve"> y cantidad límite asociados a cada beneficio ofrecido en un plan, comparar proveedores que ofrecen planes similares, identificar diferencias en costos y estudiar la cobertura de planes por área geográfica. Para evitar duplicidad en los análisis, se debe tener en cuenta que un mismo plan puede aparecer varias veces en la tabla de hechos; por ello, los cálculos deben realizarse mediante conteos distintos de planes, proveedores o áreas de servicio.</w:t>
+        <w:t>un tipo de beneficio dentro de un plan, por un proveedor, en un área de servicio y en una fecha determinada. Esta granularidad permite analizar de forma detallada los valores de copago, coseguro y cantidad límite asociados a cada beneficio ofrecido en un plan, comparar proveedores que ofrecen planes similares, identificar diferencias en costos y estudiar la cobertura de planes por área geográfica. Para evitar duplicidad en los análisis, se debe tener en cuenta que un mismo plan puede aparecer varias veces en la tabla de hechos; por ello, los cálculos deben realizarse mediante conteos distintos de planes, proveedores o áreas de servicio.</w:t>
       </w:r>
     </w:p>
     <w:p>
@@ -1968,7 +1862,6 @@
         </w:rPr>
         <w:t xml:space="preserve">La tabla de hechos propuesta es </w:t>
       </w:r>
-      <w:proofErr w:type="spellStart"/>
       <w:r>
         <w:rPr>
           <w:rFonts w:ascii="Arial" w:hAnsi="Arial" w:cs="Arial"/>
@@ -1981,7 +1874,6 @@
         </w:rPr>
         <w:t>Hecho_OfertaPlanBeneficio</w:t>
       </w:r>
-      <w:proofErr w:type="spellEnd"/>
       <w:r>
         <w:rPr>
           <w:rFonts w:ascii="Arial" w:hAnsi="Arial" w:cs="Arial"/>
@@ -2294,29 +2186,7 @@
           <w:szCs w:val="22"/>
           <w:lang w:val="es-CO"/>
         </w:rPr>
-        <w:t xml:space="preserve"> describe las condiciones asociadas a copago y </w:t>
-      </w:r>
-      <w:proofErr w:type="spellStart"/>
-      <w:r>
-        <w:rPr>
-          <w:rFonts w:ascii="Arial" w:hAnsi="Arial" w:cs="Arial"/>
-          <w:color w:val="000000" w:themeColor="text1"/>
-          <w:sz w:val="22"/>
-          <w:szCs w:val="22"/>
-          <w:lang w:val="es-CO"/>
-        </w:rPr>
-        <w:t>coseguro</w:t>
-      </w:r>
-      <w:proofErr w:type="spellEnd"/>
-      <w:r>
-        <w:rPr>
-          <w:rFonts w:ascii="Arial" w:hAnsi="Arial" w:cs="Arial"/>
-          <w:color w:val="000000" w:themeColor="text1"/>
-          <w:sz w:val="22"/>
-          <w:szCs w:val="22"/>
-          <w:lang w:val="es-CO"/>
-        </w:rPr>
-        <w:t>, reutilizando una sola dimensión para ambos conceptos.</w:t>
+        <w:t xml:space="preserve"> describe las condiciones asociadas a copago y coseguro, reutilizando una sola dimensión para ambos conceptos.</w:t>
       </w:r>
     </w:p>
     <w:p>
@@ -2341,6 +2211,7 @@
           <w:u w:val="single"/>
           <w:lang w:val="es-CO"/>
         </w:rPr>
+        <w:lastRenderedPageBreak/>
         <w:t>Nivel de Servicio</w:t>
       </w:r>
       <w:r>
@@ -2394,7 +2265,6 @@
           <w:color w:val="000000" w:themeColor="text1"/>
           <w:lang w:val="es-CO"/>
         </w:rPr>
-        <w:lastRenderedPageBreak/>
         <w:t>1.2. Consideraciones</w:t>
       </w:r>
       <w:bookmarkEnd w:id="9"/>
@@ -2526,10 +2396,12 @@
           <w:szCs w:val="22"/>
           <w:lang w:val="es-CO"/>
         </w:rPr>
-        <w:t xml:space="preserve">as dimensiones </w:t>
-      </w:r>
-      <w:proofErr w:type="spellStart"/>
-      <w:r>
+        <w:t>as dimensiones AreaServicio y TipoBeneficio se modelan con manejo de historia, ya que contienen atributos que pueden cambiar en el tiempo. Para esto se proponen campos de vigencia como ValidoDesde, ValidoHasta y Actual, los cuales permiten conservar diferentes versiones de un mismo registro y analizar la información según el periodo correspondiente.</w:t>
+      </w:r>
+    </w:p>
+    <w:p>
+      <w:pPr>
+        <w:jc w:val="both"/>
         <w:rPr>
           <w:rFonts w:ascii="Arial" w:hAnsi="Arial" w:cs="Arial"/>
           <w:color w:val="000000" w:themeColor="text1"/>
@@ -2537,9 +2409,7 @@
           <w:szCs w:val="22"/>
           <w:lang w:val="es-CO"/>
         </w:rPr>
-        <w:t>AreaServicio</w:t>
-      </w:r>
-      <w:proofErr w:type="spellEnd"/>
+      </w:pPr>
       <w:r>
         <w:rPr>
           <w:rFonts w:ascii="Arial" w:hAnsi="Arial" w:cs="Arial"/>
@@ -2548,9 +2418,8 @@
           <w:szCs w:val="22"/>
           <w:lang w:val="es-CO"/>
         </w:rPr>
-        <w:t xml:space="preserve"> y </w:t>
-      </w:r>
-      <w:proofErr w:type="spellStart"/>
+        <w:t>4. Las</w:t>
+      </w:r>
       <w:r>
         <w:rPr>
           <w:rFonts w:ascii="Arial" w:hAnsi="Arial" w:cs="Arial"/>
@@ -2559,10 +2428,12 @@
           <w:szCs w:val="22"/>
           <w:lang w:val="es-CO"/>
         </w:rPr>
-        <w:t>TipoBeneficio</w:t>
-      </w:r>
-      <w:proofErr w:type="spellEnd"/>
-      <w:r>
+        <w:t xml:space="preserve"> dimensiones Plan y Proveedor se modelan inicialmente como dimensiones mínimas, debido a que las fuentes actuales solo contienen sus identificadores. Sin embargo, se incluyen como dimensiones independientes porque son entidades relevantes para los análisis del negocio y permiten extender el modelo en el futuro si se recibe información adicional.</w:t>
+      </w:r>
+    </w:p>
+    <w:p>
+      <w:pPr>
+        <w:jc w:val="both"/>
         <w:rPr>
           <w:rFonts w:ascii="Arial" w:hAnsi="Arial" w:cs="Arial"/>
           <w:color w:val="000000" w:themeColor="text1"/>
@@ -2570,9 +2441,7 @@
           <w:szCs w:val="22"/>
           <w:lang w:val="es-CO"/>
         </w:rPr>
-        <w:t xml:space="preserve"> se modelan con manejo de historia, ya que contienen atributos que pueden cambiar en el tiempo. Para esto se proponen campos de vigencia como </w:t>
-      </w:r>
-      <w:proofErr w:type="spellStart"/>
+      </w:pPr>
       <w:r>
         <w:rPr>
           <w:rFonts w:ascii="Arial" w:hAnsi="Arial" w:cs="Arial"/>
@@ -2581,9 +2450,8 @@
           <w:szCs w:val="22"/>
           <w:lang w:val="es-CO"/>
         </w:rPr>
-        <w:t>ValidoDesde</w:t>
-      </w:r>
-      <w:proofErr w:type="spellEnd"/>
+        <w:t>5. El</w:t>
+      </w:r>
       <w:r>
         <w:rPr>
           <w:rFonts w:ascii="Arial" w:hAnsi="Arial" w:cs="Arial"/>
@@ -2592,9 +2460,8 @@
           <w:szCs w:val="22"/>
           <w:lang w:val="es-CO"/>
         </w:rPr>
-        <w:t xml:space="preserve">, </w:t>
-      </w:r>
-      <w:proofErr w:type="spellStart"/>
+        <w:t xml:space="preserve"> campo </w:t>
+      </w:r>
       <w:r>
         <w:rPr>
           <w:rFonts w:ascii="Arial" w:hAnsi="Arial" w:cs="Arial"/>
@@ -2603,9 +2470,8 @@
           <w:szCs w:val="22"/>
           <w:lang w:val="es-CO"/>
         </w:rPr>
-        <w:t>ValidoHasta</w:t>
-      </w:r>
-      <w:proofErr w:type="spellEnd"/>
+        <w:t>ID_</w:t>
+      </w:r>
       <w:r>
         <w:rPr>
           <w:rFonts w:ascii="Arial" w:hAnsi="Arial" w:cs="Arial"/>
@@ -2614,103 +2480,7 @@
           <w:szCs w:val="22"/>
           <w:lang w:val="es-CO"/>
         </w:rPr>
-        <w:t xml:space="preserve"> y Actual, los cuales permiten conservar diferentes versiones de un mismo registro y analizar la información según el periodo correspondiente.</w:t>
-      </w:r>
-    </w:p>
-    <w:p>
-      <w:pPr>
-        <w:jc w:val="both"/>
-        <w:rPr>
-          <w:rFonts w:ascii="Arial" w:hAnsi="Arial" w:cs="Arial"/>
-          <w:color w:val="000000" w:themeColor="text1"/>
-          <w:sz w:val="22"/>
-          <w:szCs w:val="22"/>
-          <w:lang w:val="es-CO"/>
-        </w:rPr>
-      </w:pPr>
-      <w:r>
-        <w:rPr>
-          <w:rFonts w:ascii="Arial" w:hAnsi="Arial" w:cs="Arial"/>
-          <w:color w:val="000000" w:themeColor="text1"/>
-          <w:sz w:val="22"/>
-          <w:szCs w:val="22"/>
-          <w:lang w:val="es-CO"/>
-        </w:rPr>
-        <w:t>4. Las</w:t>
-      </w:r>
-      <w:r>
-        <w:rPr>
-          <w:rFonts w:ascii="Arial" w:hAnsi="Arial" w:cs="Arial"/>
-          <w:color w:val="000000" w:themeColor="text1"/>
-          <w:sz w:val="22"/>
-          <w:szCs w:val="22"/>
-          <w:lang w:val="es-CO"/>
-        </w:rPr>
-        <w:t xml:space="preserve"> dimensiones Plan y Proveedor se modelan inicialmente como dimensiones mínimas, debido a que las fuentes actuales solo contienen sus identificadores. Sin embargo, se incluyen como dimensiones independientes porque son entidades relevantes para los análisis del negocio y permiten extender el modelo en el futuro si se recibe información adicional.</w:t>
-      </w:r>
-    </w:p>
-    <w:p>
-      <w:pPr>
-        <w:jc w:val="both"/>
-        <w:rPr>
-          <w:rFonts w:ascii="Arial" w:hAnsi="Arial" w:cs="Arial"/>
-          <w:color w:val="000000" w:themeColor="text1"/>
-          <w:sz w:val="22"/>
-          <w:szCs w:val="22"/>
-          <w:lang w:val="es-CO"/>
-        </w:rPr>
-      </w:pPr>
-      <w:r>
-        <w:rPr>
-          <w:rFonts w:ascii="Arial" w:hAnsi="Arial" w:cs="Arial"/>
-          <w:color w:val="000000" w:themeColor="text1"/>
-          <w:sz w:val="22"/>
-          <w:szCs w:val="22"/>
-          <w:lang w:val="es-CO"/>
-        </w:rPr>
-        <w:t>5. El</w:t>
-      </w:r>
-      <w:r>
-        <w:rPr>
-          <w:rFonts w:ascii="Arial" w:hAnsi="Arial" w:cs="Arial"/>
-          <w:color w:val="000000" w:themeColor="text1"/>
-          <w:sz w:val="22"/>
-          <w:szCs w:val="22"/>
-          <w:lang w:val="es-CO"/>
-        </w:rPr>
-        <w:t xml:space="preserve"> campo </w:t>
-      </w:r>
-      <w:proofErr w:type="spellStart"/>
-      <w:r>
-        <w:rPr>
-          <w:rFonts w:ascii="Arial" w:hAnsi="Arial" w:cs="Arial"/>
-          <w:color w:val="000000" w:themeColor="text1"/>
-          <w:sz w:val="22"/>
-          <w:szCs w:val="22"/>
-          <w:lang w:val="es-CO"/>
-        </w:rPr>
-        <w:t>ID_</w:t>
-      </w:r>
-      <w:r>
-        <w:rPr>
-          <w:rFonts w:ascii="Arial" w:hAnsi="Arial" w:cs="Arial"/>
-          <w:color w:val="000000" w:themeColor="text1"/>
-          <w:sz w:val="22"/>
-          <w:szCs w:val="22"/>
-          <w:lang w:val="es-CO"/>
-        </w:rPr>
-        <w:t>NivelServicio_T</w:t>
-      </w:r>
-      <w:proofErr w:type="spellEnd"/>
-      <w:r>
-        <w:rPr>
-          <w:rFonts w:ascii="Arial" w:hAnsi="Arial" w:cs="Arial"/>
-          <w:color w:val="000000" w:themeColor="text1"/>
-          <w:sz w:val="22"/>
-          <w:szCs w:val="22"/>
-          <w:lang w:val="es-CO"/>
-        </w:rPr>
-        <w:t xml:space="preserve"> se conserva en la tabla de hechos como campo operativo o dimensión degenerada, dado que actualmente no se cuenta con una fuente que describa sus atributos. En caso de que posteriormente se entregue un catálogo de niveles de servicio, este campo podría convertirse en una dimensión formal.</w:t>
+        <w:t>NivelServicio_T se conserva en la tabla de hechos como campo operativo o dimensión degenerada, dado que actualmente no se cuenta con una fuente que describa sus atributos. En caso de que posteriormente se entregue un catálogo de niveles de servicio, este campo podría convertirse en una dimensión formal.</w:t>
       </w:r>
     </w:p>
     <w:p>
@@ -2753,29 +2523,7 @@
           <w:szCs w:val="22"/>
           <w:lang w:val="es-CO"/>
         </w:rPr>
-        <w:t xml:space="preserve">El modelo multidimensional propuesto responde a las necesidades analíticas de </w:t>
-      </w:r>
-      <w:proofErr w:type="spellStart"/>
-      <w:r>
-        <w:rPr>
-          <w:rFonts w:ascii="Arial" w:hAnsi="Arial" w:cs="Arial"/>
-          <w:color w:val="000000" w:themeColor="text1"/>
-          <w:sz w:val="22"/>
-          <w:szCs w:val="22"/>
-          <w:lang w:val="es-CO"/>
-        </w:rPr>
-        <w:t>RaSA</w:t>
-      </w:r>
-      <w:proofErr w:type="spellEnd"/>
-      <w:r>
-        <w:rPr>
-          <w:rFonts w:ascii="Arial" w:hAnsi="Arial" w:cs="Arial"/>
-          <w:color w:val="000000" w:themeColor="text1"/>
-          <w:sz w:val="22"/>
-          <w:szCs w:val="22"/>
-          <w:lang w:val="es-CO"/>
-        </w:rPr>
-        <w:t xml:space="preserve"> al integrar en una sola estructura la información de planes, proveedores, áreas de servicio, beneficios, condiciones de pago y tiempo. Esta integración facilita el seguimiento de la oferta anual de planes de salud y permite generar análisis útiles para inspección, vigilancia y control.</w:t>
+        <w:t>El modelo multidimensional propuesto responde a las necesidades analíticas de RaSA al integrar en una sola estructura la información de planes, proveedores, áreas de servicio, beneficios, condiciones de pago y tiempo. Esta integración facilita el seguimiento de la oferta anual de planes de salud y permite generar análisis útiles para inspección, vigilancia y control.</w:t>
       </w:r>
     </w:p>
     <w:p>
@@ -2802,29 +2550,7 @@
           <w:szCs w:val="22"/>
           <w:lang w:val="es-CO"/>
         </w:rPr>
-        <w:t xml:space="preserve">Para el análisis de comportamiento desleal de proveedores, el modelo permite comparar valores de copago y </w:t>
-      </w:r>
-      <w:proofErr w:type="spellStart"/>
-      <w:r>
-        <w:rPr>
-          <w:rFonts w:ascii="Arial" w:hAnsi="Arial" w:cs="Arial"/>
-          <w:color w:val="000000" w:themeColor="text1"/>
-          <w:sz w:val="22"/>
-          <w:szCs w:val="22"/>
-          <w:lang w:val="es-CO"/>
-        </w:rPr>
-        <w:t>coseguro</w:t>
-      </w:r>
-      <w:proofErr w:type="spellEnd"/>
-      <w:r>
-        <w:rPr>
-          <w:rFonts w:ascii="Arial" w:hAnsi="Arial" w:cs="Arial"/>
-          <w:color w:val="000000" w:themeColor="text1"/>
-          <w:sz w:val="22"/>
-          <w:szCs w:val="22"/>
-          <w:lang w:val="es-CO"/>
-        </w:rPr>
-        <w:t xml:space="preserve"> entre proveedores que ofrecen planes con el mismo tipo de beneficio, identificando diferencias superiores al 20%.</w:t>
+        <w:t>Para el análisis de comportamiento desleal de proveedores, el modelo permite comparar valores de copago y coseguro entre proveedores que ofrecen planes con el mismo tipo de beneficio, identificando diferencias superiores al 20%.</w:t>
       </w:r>
     </w:p>
     <w:p>
@@ -2850,6 +2576,7 @@
           <w:szCs w:val="22"/>
           <w:lang w:val="es-CO"/>
         </w:rPr>
+        <w:lastRenderedPageBreak/>
         <w:t>Para el análisis de cobertura de planes, la relación entre la tabla de hechos y la dimensión área de servicio permite evaluar si existen proveedores que cubren todas las áreas y detectar aquellas cubiertas por menos de dos proveedores.</w:t>
       </w:r>
     </w:p>
@@ -2876,7 +2603,6 @@
           <w:szCs w:val="22"/>
           <w:lang w:val="es-CO"/>
         </w:rPr>
-        <w:lastRenderedPageBreak/>
         <w:t>Para el análisis de concentración de planes, el modelo permite contar planes distintos por área, estado o condado y compararlos con variables poblacionales.</w:t>
       </w:r>
     </w:p>
@@ -2958,14 +2684,12 @@
                 <w:rFonts w:ascii="Arial" w:hAnsi="Arial" w:cs="Arial"/>
               </w:rPr>
             </w:pPr>
-            <w:proofErr w:type="spellStart"/>
             <w:r>
               <w:rPr>
                 <w:rFonts w:ascii="Arial" w:hAnsi="Arial" w:cs="Arial"/>
               </w:rPr>
               <w:t>Análisis</w:t>
             </w:r>
-            <w:proofErr w:type="spellEnd"/>
           </w:p>
         </w:tc>
         <w:tc>
@@ -2982,7 +2706,6 @@
                 <w:rFonts w:ascii="Arial" w:hAnsi="Arial" w:cs="Arial"/>
               </w:rPr>
             </w:pPr>
-            <w:proofErr w:type="spellStart"/>
             <w:r>
               <w:rPr>
                 <w:rFonts w:ascii="Arial" w:hAnsi="Arial" w:cs="Arial"/>
@@ -2995,21 +2718,12 @@
               </w:rPr>
               <w:t>s</w:t>
             </w:r>
-            <w:proofErr w:type="spellEnd"/>
-            <w:r>
-              <w:rPr>
-                <w:rFonts w:ascii="Arial" w:hAnsi="Arial" w:cs="Arial"/>
-              </w:rPr>
-              <w:t xml:space="preserve"> </w:t>
-            </w:r>
-            <w:proofErr w:type="spellStart"/>
-            <w:r>
-              <w:rPr>
-                <w:rFonts w:ascii="Arial" w:hAnsi="Arial" w:cs="Arial"/>
-              </w:rPr>
-              <w:t>involucrados</w:t>
-            </w:r>
-            <w:proofErr w:type="spellEnd"/>
+            <w:r>
+              <w:rPr>
+                <w:rFonts w:ascii="Arial" w:hAnsi="Arial" w:cs="Arial"/>
+              </w:rPr>
+              <w:t xml:space="preserve"> involucrados</w:t>
+            </w:r>
           </w:p>
         </w:tc>
         <w:tc>
@@ -3026,28 +2740,12 @@
                 <w:rFonts w:ascii="Arial" w:hAnsi="Arial" w:cs="Arial"/>
               </w:rPr>
             </w:pPr>
-            <w:proofErr w:type="spellStart"/>
-            <w:r>
-              <w:rPr>
-                <w:rFonts w:ascii="Arial" w:hAnsi="Arial" w:cs="Arial"/>
-              </w:rPr>
-              <w:t>Pregunta</w:t>
-            </w:r>
-            <w:proofErr w:type="spellEnd"/>
-            <w:r>
-              <w:rPr>
-                <w:rFonts w:ascii="Arial" w:hAnsi="Arial" w:cs="Arial"/>
-              </w:rPr>
-              <w:t xml:space="preserve"> </w:t>
-            </w:r>
-            <w:proofErr w:type="spellStart"/>
-            <w:r>
-              <w:rPr>
-                <w:rFonts w:ascii="Arial" w:hAnsi="Arial" w:cs="Arial"/>
-              </w:rPr>
-              <w:t>respondida</w:t>
-            </w:r>
-            <w:proofErr w:type="spellEnd"/>
+            <w:r>
+              <w:rPr>
+                <w:rFonts w:ascii="Arial" w:hAnsi="Arial" w:cs="Arial"/>
+              </w:rPr>
+              <w:t>Pregunta respondida</w:t>
+            </w:r>
           </w:p>
         </w:tc>
         <w:tc>
@@ -3068,16 +2766,8 @@
               <w:rPr>
                 <w:rFonts w:ascii="Arial" w:hAnsi="Arial" w:cs="Arial"/>
               </w:rPr>
-              <w:t xml:space="preserve">Valor </w:t>
-            </w:r>
-            <w:proofErr w:type="spellStart"/>
-            <w:r>
-              <w:rPr>
-                <w:rFonts w:ascii="Arial" w:hAnsi="Arial" w:cs="Arial"/>
-              </w:rPr>
-              <w:t>agregado</w:t>
-            </w:r>
-            <w:proofErr w:type="spellEnd"/>
+              <w:t>Valor agregado</w:t>
+            </w:r>
           </w:p>
         </w:tc>
       </w:tr>
@@ -3102,7 +2792,6 @@
                 <w:szCs w:val="22"/>
               </w:rPr>
             </w:pPr>
-            <w:proofErr w:type="spellStart"/>
             <w:r>
               <w:rPr>
                 <w:rFonts w:ascii="Arial" w:hAnsi="Arial" w:cs="Arial"/>
@@ -3110,29 +2799,8 @@
                 <w:sz w:val="22"/>
                 <w:szCs w:val="22"/>
               </w:rPr>
-              <w:t>Comportamiento</w:t>
-            </w:r>
-            <w:proofErr w:type="spellEnd"/>
-            <w:r>
-              <w:rPr>
-                <w:rFonts w:ascii="Arial" w:hAnsi="Arial" w:cs="Arial"/>
-                <w:color w:val="000000" w:themeColor="text1"/>
-                <w:sz w:val="22"/>
-                <w:szCs w:val="22"/>
-              </w:rPr>
-              <w:t xml:space="preserve"> </w:t>
-            </w:r>
-            <w:proofErr w:type="spellStart"/>
-            <w:r>
-              <w:rPr>
-                <w:rFonts w:ascii="Arial" w:hAnsi="Arial" w:cs="Arial"/>
-                <w:color w:val="000000" w:themeColor="text1"/>
-                <w:sz w:val="22"/>
-                <w:szCs w:val="22"/>
-              </w:rPr>
-              <w:t>desleal</w:t>
-            </w:r>
-            <w:proofErr w:type="spellEnd"/>
+              <w:t>Comportamiento desleal</w:t>
+            </w:r>
           </w:p>
         </w:tc>
         <w:tc>
@@ -3191,29 +2859,7 @@
                 <w:szCs w:val="22"/>
                 <w:lang w:val="es-CO"/>
               </w:rPr>
-              <w:t>¿Existen diferencias &gt;20% en copago/</w:t>
-            </w:r>
-            <w:proofErr w:type="spellStart"/>
-            <w:r>
-              <w:rPr>
-                <w:rFonts w:ascii="Arial" w:hAnsi="Arial" w:cs="Arial"/>
-                <w:color w:val="000000" w:themeColor="text1"/>
-                <w:sz w:val="22"/>
-                <w:szCs w:val="22"/>
-                <w:lang w:val="es-CO"/>
-              </w:rPr>
-              <w:t>coseguro</w:t>
-            </w:r>
-            <w:proofErr w:type="spellEnd"/>
-            <w:r>
-              <w:rPr>
-                <w:rFonts w:ascii="Arial" w:hAnsi="Arial" w:cs="Arial"/>
-                <w:color w:val="000000" w:themeColor="text1"/>
-                <w:sz w:val="22"/>
-                <w:szCs w:val="22"/>
-                <w:lang w:val="es-CO"/>
-              </w:rPr>
-              <w:t xml:space="preserve"> entre proveedores?</w:t>
+              <w:t>¿Existen diferencias &gt;20% en copago/coseguro entre proveedores?</w:t>
             </w:r>
           </w:p>
         </w:tc>
@@ -3234,7 +2880,6 @@
                 <w:szCs w:val="22"/>
               </w:rPr>
             </w:pPr>
-            <w:proofErr w:type="spellStart"/>
             <w:r>
               <w:rPr>
                 <w:rFonts w:ascii="Arial" w:hAnsi="Arial" w:cs="Arial"/>
@@ -3242,49 +2887,8 @@
                 <w:sz w:val="22"/>
                 <w:szCs w:val="22"/>
               </w:rPr>
-              <w:t>Detecta</w:t>
-            </w:r>
-            <w:proofErr w:type="spellEnd"/>
-            <w:r>
-              <w:rPr>
-                <w:rFonts w:ascii="Arial" w:hAnsi="Arial" w:cs="Arial"/>
-                <w:color w:val="000000" w:themeColor="text1"/>
-                <w:sz w:val="22"/>
-                <w:szCs w:val="22"/>
-              </w:rPr>
-              <w:t xml:space="preserve"> </w:t>
-            </w:r>
-            <w:proofErr w:type="spellStart"/>
-            <w:r>
-              <w:rPr>
-                <w:rFonts w:ascii="Arial" w:hAnsi="Arial" w:cs="Arial"/>
-                <w:color w:val="000000" w:themeColor="text1"/>
-                <w:sz w:val="22"/>
-                <w:szCs w:val="22"/>
-              </w:rPr>
-              <w:t>prácticas</w:t>
-            </w:r>
-            <w:proofErr w:type="spellEnd"/>
-            <w:r>
-              <w:rPr>
-                <w:rFonts w:ascii="Arial" w:hAnsi="Arial" w:cs="Arial"/>
-                <w:color w:val="000000" w:themeColor="text1"/>
-                <w:sz w:val="22"/>
-                <w:szCs w:val="22"/>
-              </w:rPr>
-              <w:t xml:space="preserve"> </w:t>
-            </w:r>
-            <w:proofErr w:type="spellStart"/>
-            <w:r>
-              <w:rPr>
-                <w:rFonts w:ascii="Arial" w:hAnsi="Arial" w:cs="Arial"/>
-                <w:color w:val="000000" w:themeColor="text1"/>
-                <w:sz w:val="22"/>
-                <w:szCs w:val="22"/>
-              </w:rPr>
-              <w:t>desleales</w:t>
-            </w:r>
-            <w:proofErr w:type="spellEnd"/>
+              <w:t>Detecta prácticas desleales</w:t>
+            </w:r>
           </w:p>
         </w:tc>
       </w:tr>
@@ -3306,7 +2910,6 @@
                 <w:szCs w:val="22"/>
               </w:rPr>
             </w:pPr>
-            <w:proofErr w:type="spellStart"/>
             <w:r>
               <w:rPr>
                 <w:rFonts w:ascii="Arial" w:hAnsi="Arial" w:cs="Arial"/>
@@ -3316,7 +2919,6 @@
               </w:rPr>
               <w:t>Cobertura</w:t>
             </w:r>
-            <w:proofErr w:type="spellEnd"/>
           </w:p>
         </w:tc>
         <w:tc>
@@ -3396,7 +2998,6 @@
                 <w:szCs w:val="22"/>
               </w:rPr>
             </w:pPr>
-            <w:proofErr w:type="spellStart"/>
             <w:r>
               <w:rPr>
                 <w:rFonts w:ascii="Arial" w:hAnsi="Arial" w:cs="Arial"/>
@@ -3404,37 +3005,7 @@
                 <w:sz w:val="22"/>
                 <w:szCs w:val="22"/>
               </w:rPr>
-              <w:t>Evalúa</w:t>
-            </w:r>
-            <w:proofErr w:type="spellEnd"/>
-            <w:r>
-              <w:rPr>
-                <w:rFonts w:ascii="Arial" w:hAnsi="Arial" w:cs="Arial"/>
-                <w:color w:val="000000" w:themeColor="text1"/>
-                <w:sz w:val="22"/>
-                <w:szCs w:val="22"/>
-              </w:rPr>
-              <w:t xml:space="preserve"> </w:t>
-            </w:r>
-            <w:proofErr w:type="spellStart"/>
-            <w:r>
-              <w:rPr>
-                <w:rFonts w:ascii="Arial" w:hAnsi="Arial" w:cs="Arial"/>
-                <w:color w:val="000000" w:themeColor="text1"/>
-                <w:sz w:val="22"/>
-                <w:szCs w:val="22"/>
-              </w:rPr>
-              <w:t>equidad</w:t>
-            </w:r>
-            <w:proofErr w:type="spellEnd"/>
-            <w:r>
-              <w:rPr>
-                <w:rFonts w:ascii="Arial" w:hAnsi="Arial" w:cs="Arial"/>
-                <w:color w:val="000000" w:themeColor="text1"/>
-                <w:sz w:val="22"/>
-                <w:szCs w:val="22"/>
-              </w:rPr>
-              <w:t xml:space="preserve"> territorial</w:t>
+              <w:t>Evalúa equidad territorial</w:t>
             </w:r>
           </w:p>
         </w:tc>
@@ -3460,7 +3031,6 @@
                 <w:szCs w:val="22"/>
               </w:rPr>
             </w:pPr>
-            <w:proofErr w:type="spellStart"/>
             <w:r>
               <w:rPr>
                 <w:rFonts w:ascii="Arial" w:hAnsi="Arial" w:cs="Arial"/>
@@ -3470,7 +3040,6 @@
               </w:rPr>
               <w:t>Concentración</w:t>
             </w:r>
-            <w:proofErr w:type="spellEnd"/>
           </w:p>
         </w:tc>
         <w:tc>
@@ -3550,7 +3119,6 @@
                 <w:szCs w:val="22"/>
               </w:rPr>
             </w:pPr>
-            <w:proofErr w:type="spellStart"/>
             <w:r>
               <w:rPr>
                 <w:rFonts w:ascii="Arial" w:hAnsi="Arial" w:cs="Arial"/>
@@ -3558,29 +3126,8 @@
                 <w:sz w:val="22"/>
                 <w:szCs w:val="22"/>
               </w:rPr>
-              <w:t>Identifica</w:t>
-            </w:r>
-            <w:proofErr w:type="spellEnd"/>
-            <w:r>
-              <w:rPr>
-                <w:rFonts w:ascii="Arial" w:hAnsi="Arial" w:cs="Arial"/>
-                <w:color w:val="000000" w:themeColor="text1"/>
-                <w:sz w:val="22"/>
-                <w:szCs w:val="22"/>
-              </w:rPr>
-              <w:t xml:space="preserve"> </w:t>
-            </w:r>
-            <w:proofErr w:type="spellStart"/>
-            <w:r>
-              <w:rPr>
-                <w:rFonts w:ascii="Arial" w:hAnsi="Arial" w:cs="Arial"/>
-                <w:color w:val="000000" w:themeColor="text1"/>
-                <w:sz w:val="22"/>
-                <w:szCs w:val="22"/>
-              </w:rPr>
-              <w:t>desequilibrios</w:t>
-            </w:r>
-            <w:proofErr w:type="spellEnd"/>
+              <w:t>Identifica desequilibrios</w:t>
+            </w:r>
           </w:p>
         </w:tc>
       </w:tr>
@@ -3602,7 +3149,6 @@
                 <w:szCs w:val="22"/>
               </w:rPr>
             </w:pPr>
-            <w:proofErr w:type="spellStart"/>
             <w:r>
               <w:rPr>
                 <w:rFonts w:ascii="Arial" w:hAnsi="Arial" w:cs="Arial"/>
@@ -3612,7 +3158,6 @@
               </w:rPr>
               <w:t>Evolución</w:t>
             </w:r>
-            <w:proofErr w:type="spellEnd"/>
           </w:p>
         </w:tc>
         <w:tc>
@@ -3692,7 +3237,6 @@
                 <w:szCs w:val="22"/>
               </w:rPr>
             </w:pPr>
-            <w:proofErr w:type="spellStart"/>
             <w:r>
               <w:rPr>
                 <w:rFonts w:ascii="Arial" w:hAnsi="Arial" w:cs="Arial"/>
@@ -3700,49 +3244,8 @@
                 <w:sz w:val="22"/>
                 <w:szCs w:val="22"/>
               </w:rPr>
-              <w:t>Monitorea</w:t>
-            </w:r>
-            <w:proofErr w:type="spellEnd"/>
-            <w:r>
-              <w:rPr>
-                <w:rFonts w:ascii="Arial" w:hAnsi="Arial" w:cs="Arial"/>
-                <w:color w:val="000000" w:themeColor="text1"/>
-                <w:sz w:val="22"/>
-                <w:szCs w:val="22"/>
-              </w:rPr>
-              <w:t xml:space="preserve"> </w:t>
-            </w:r>
-            <w:proofErr w:type="spellStart"/>
-            <w:r>
-              <w:rPr>
-                <w:rFonts w:ascii="Arial" w:hAnsi="Arial" w:cs="Arial"/>
-                <w:color w:val="000000" w:themeColor="text1"/>
-                <w:sz w:val="22"/>
-                <w:szCs w:val="22"/>
-              </w:rPr>
-              <w:t>tendencias</w:t>
-            </w:r>
-            <w:proofErr w:type="spellEnd"/>
-            <w:r>
-              <w:rPr>
-                <w:rFonts w:ascii="Arial" w:hAnsi="Arial" w:cs="Arial"/>
-                <w:color w:val="000000" w:themeColor="text1"/>
-                <w:sz w:val="22"/>
-                <w:szCs w:val="22"/>
-              </w:rPr>
-              <w:t xml:space="preserve"> y </w:t>
-            </w:r>
-            <w:proofErr w:type="spellStart"/>
-            <w:r>
-              <w:rPr>
-                <w:rFonts w:ascii="Arial" w:hAnsi="Arial" w:cs="Arial"/>
-                <w:color w:val="000000" w:themeColor="text1"/>
-                <w:sz w:val="22"/>
-                <w:szCs w:val="22"/>
-              </w:rPr>
-              <w:t>sostenibilidad</w:t>
-            </w:r>
-            <w:proofErr w:type="spellEnd"/>
+              <w:t>Monitorea tendencias y sostenibilidad</w:t>
+            </w:r>
           </w:p>
         </w:tc>
       </w:tr>
@@ -3778,29 +3281,7 @@
           <w:szCs w:val="22"/>
           <w:lang w:val="es-CO"/>
         </w:rPr>
-        <w:t xml:space="preserve">En conclusión, el modelo satisface la mayoría de los análisis requeridos por </w:t>
-      </w:r>
-      <w:proofErr w:type="spellStart"/>
-      <w:r>
-        <w:rPr>
-          <w:rFonts w:ascii="Arial" w:hAnsi="Arial" w:cs="Arial"/>
-          <w:color w:val="000000" w:themeColor="text1"/>
-          <w:sz w:val="22"/>
-          <w:szCs w:val="22"/>
-          <w:lang w:val="es-CO"/>
-        </w:rPr>
-        <w:t>RaSA</w:t>
-      </w:r>
-      <w:proofErr w:type="spellEnd"/>
-      <w:r>
-        <w:rPr>
-          <w:rFonts w:ascii="Arial" w:hAnsi="Arial" w:cs="Arial"/>
-          <w:color w:val="000000" w:themeColor="text1"/>
-          <w:sz w:val="22"/>
-          <w:szCs w:val="22"/>
-          <w:lang w:val="es-CO"/>
-        </w:rPr>
-        <w:t xml:space="preserve"> y deja una estructura flexible para incorporar nuevos atributos o dimensiones en el futuro. Su diseño conserva el detalle necesario para el análisis histórico, facilita la construcción de tableros de control y apoya la toma de decisiones relacionadas con la supervisión de la oferta de planes de salud.</w:t>
+        <w:t>En conclusión, el modelo satisface la mayoría de los análisis requeridos por RaSA y deja una estructura flexible para incorporar nuevos atributos o dimensiones en el futuro. Su diseño conserva el detalle necesario para el análisis histórico, facilita la construcción de tableros de control y apoya la toma de decisiones relacionadas con la supervisión de la oferta de planes de salud.</w:t>
       </w:r>
     </w:p>
     <w:p>
@@ -3882,6 +3363,7 @@
         <w:docPartUnique/>
       </w:docPartObj>
     </w:sdtPr>
+    <w:sdtEndPr/>
     <w:sdtContent>
       <w:p>
         <w:pPr>
